--- a/Ограничитель скорости автомобиля.docx
+++ b/Ограничитель скорости автомобиля.docx
@@ -3004,8 +3004,6 @@
             <w:fldChar w:fldCharType="end"/>
           </w:r>
         </w:p>
-        <w:bookmarkStart w:id="1" w:name="_GoBack" w:displacedByCustomXml="next"/>
-        <w:bookmarkEnd w:id="1" w:displacedByCustomXml="next"/>
       </w:sdtContent>
     </w:sdt>
     <w:p>
@@ -3021,7 +3019,7 @@
           <w:szCs w:val="28"/>
         </w:rPr>
       </w:pPr>
-      <w:bookmarkStart w:id="2" w:name="_Toc225617233"/>
+      <w:bookmarkStart w:id="1" w:name="_Toc225617233"/>
       <w:r>
         <w:rPr>
           <w:rFonts w:ascii="Times New Roman" w:hAnsi="Times New Roman" w:cs="Times New Roman"/>
@@ -3044,7 +3042,7 @@
         </w:rPr>
         <w:t>Е</w:t>
       </w:r>
-      <w:bookmarkEnd w:id="2"/>
+      <w:bookmarkEnd w:id="1"/>
     </w:p>
     <w:p>
       <w:pPr>
@@ -3211,8 +3209,8 @@
           <w:color w:val="auto"/>
         </w:rPr>
       </w:pPr>
-      <w:bookmarkStart w:id="3" w:name="_Toc196386298"/>
-      <w:bookmarkStart w:id="4" w:name="_Toc225617234"/>
+      <w:bookmarkStart w:id="2" w:name="_Toc196386298"/>
+      <w:bookmarkStart w:id="3" w:name="_Toc225617234"/>
       <w:r>
         <w:rPr>
           <w:rFonts w:ascii="Times New Roman" w:hAnsi="Times New Roman" w:cs="Times New Roman"/>
@@ -3262,8 +3260,8 @@
         </w:rPr>
         <w:t>часть</w:t>
       </w:r>
+      <w:bookmarkEnd w:id="2"/>
       <w:bookmarkEnd w:id="3"/>
-      <w:bookmarkEnd w:id="4"/>
     </w:p>
     <w:p>
       <w:pPr>
@@ -3277,8 +3275,8 @@
           <w:szCs w:val="28"/>
         </w:rPr>
       </w:pPr>
-      <w:bookmarkStart w:id="5" w:name="_Toc196386285"/>
-      <w:bookmarkStart w:id="6" w:name="_Toc225617235"/>
+      <w:bookmarkStart w:id="4" w:name="_Toc196386285"/>
+      <w:bookmarkStart w:id="5" w:name="_Toc225617235"/>
       <w:r>
         <w:rPr>
           <w:rFonts w:ascii="Times New Roman" w:hAnsi="Times New Roman" w:cs="Times New Roman"/>
@@ -3309,7 +3307,7 @@
         </w:rPr>
         <w:t xml:space="preserve"> </w:t>
       </w:r>
-      <w:bookmarkEnd w:id="5"/>
+      <w:bookmarkEnd w:id="4"/>
       <w:r>
         <w:rPr>
           <w:rFonts w:ascii="Times New Roman" w:hAnsi="Times New Roman" w:cs="Times New Roman"/>
@@ -3321,7 +3319,7 @@
         </w:rPr>
         <w:t>Актуальность темы</w:t>
       </w:r>
-      <w:bookmarkEnd w:id="6"/>
+      <w:bookmarkEnd w:id="5"/>
     </w:p>
     <w:p>
       <w:pPr>
@@ -3442,7 +3440,7 @@
           <w:szCs w:val="28"/>
         </w:rPr>
       </w:pPr>
-      <w:bookmarkStart w:id="7" w:name="_Toc225617236"/>
+      <w:bookmarkStart w:id="6" w:name="_Toc225617236"/>
       <w:r>
         <w:rPr>
           <w:rFonts w:ascii="Times New Roman" w:hAnsi="Times New Roman" w:cs="Times New Roman"/>
@@ -3464,7 +3462,7 @@
         </w:rPr>
         <w:t>система ограничения скорости автомобиля на основе микроконтроллера</w:t>
       </w:r>
-      <w:bookmarkEnd w:id="7"/>
+      <w:bookmarkEnd w:id="6"/>
     </w:p>
     <w:p>
       <w:pPr>
@@ -3571,8 +3569,8 @@
           <w:szCs w:val="28"/>
         </w:rPr>
       </w:pPr>
-      <w:bookmarkStart w:id="8" w:name="_Toc196386286"/>
-      <w:bookmarkStart w:id="9" w:name="_Toc225617237"/>
+      <w:bookmarkStart w:id="7" w:name="_Toc196386286"/>
+      <w:bookmarkStart w:id="8" w:name="_Toc225617237"/>
       <w:r>
         <w:rPr>
           <w:rFonts w:ascii="Times New Roman" w:hAnsi="Times New Roman" w:cs="Times New Roman"/>
@@ -3669,8 +3667,8 @@
         </w:rPr>
         <w:t>системы</w:t>
       </w:r>
+      <w:bookmarkEnd w:id="7"/>
       <w:bookmarkEnd w:id="8"/>
-      <w:bookmarkEnd w:id="9"/>
     </w:p>
     <w:p>
       <w:pPr>
@@ -4237,8 +4235,8 @@
           <w:szCs w:val="28"/>
         </w:rPr>
       </w:pPr>
-      <w:bookmarkStart w:id="10" w:name="_Toc196386294"/>
-      <w:bookmarkStart w:id="11" w:name="_Toc225617238"/>
+      <w:bookmarkStart w:id="9" w:name="_Toc196386294"/>
+      <w:bookmarkStart w:id="10" w:name="_Toc225617238"/>
       <w:r>
         <w:rPr>
           <w:rFonts w:ascii="Times New Roman" w:hAnsi="Times New Roman" w:cs="Times New Roman"/>
@@ -4340,7 +4338,7 @@
         </w:rPr>
         <w:t xml:space="preserve"> </w:t>
       </w:r>
-      <w:bookmarkEnd w:id="10"/>
+      <w:bookmarkEnd w:id="9"/>
       <w:r>
         <w:rPr>
           <w:rFonts w:ascii="Times New Roman" w:hAnsi="Times New Roman" w:cs="Times New Roman"/>
@@ -4351,7 +4349,7 @@
         </w:rPr>
         <w:t>ограничения скорости</w:t>
       </w:r>
-      <w:bookmarkEnd w:id="11"/>
+      <w:bookmarkEnd w:id="10"/>
     </w:p>
     <w:p>
       <w:pPr>
@@ -4366,8 +4364,8 @@
           <w:szCs w:val="28"/>
         </w:rPr>
       </w:pPr>
-      <w:bookmarkStart w:id="12" w:name="_Toc196386295"/>
-      <w:bookmarkStart w:id="13" w:name="_Toc225617239"/>
+      <w:bookmarkStart w:id="11" w:name="_Toc196386295"/>
+      <w:bookmarkStart w:id="12" w:name="_Toc225617239"/>
       <w:r>
         <w:rPr>
           <w:rFonts w:ascii="Times New Roman" w:hAnsi="Times New Roman" w:cs="Times New Roman"/>
@@ -4398,8 +4396,8 @@
         </w:rPr>
         <w:t>Архитектура</w:t>
       </w:r>
+      <w:bookmarkEnd w:id="11"/>
       <w:bookmarkEnd w:id="12"/>
-      <w:bookmarkEnd w:id="13"/>
     </w:p>
     <w:p>
       <w:pPr>
@@ -5179,7 +5177,25 @@
                               <w:rPr>
                                 <w:lang w:val="en-US"/>
                               </w:rPr>
-                              <w:t>CLK, DT, SW</w:t>
+                              <w:t>CLK</w:t>
+                            </w:r>
+                            <w:r>
+                              <w:t xml:space="preserve">, </w:t>
+                            </w:r>
+                            <w:r>
+                              <w:rPr>
+                                <w:lang w:val="en-US"/>
+                              </w:rPr>
+                              <w:t>DT</w:t>
+                            </w:r>
+                            <w:r>
+                              <w:t xml:space="preserve">, </w:t>
+                            </w:r>
+                            <w:r>
+                              <w:rPr>
+                                <w:lang w:val="en-US"/>
+                              </w:rPr>
+                              <w:t>SW</w:t>
                             </w:r>
                             <w:r>
                               <w:t>)</w:t>
@@ -5297,7 +5313,25 @@
                         <w:rPr>
                           <w:lang w:val="en-US"/>
                         </w:rPr>
-                        <w:t>CLK, DT, SW</w:t>
+                        <w:t>CLK</w:t>
+                      </w:r>
+                      <w:r>
+                        <w:t xml:space="preserve">, </w:t>
+                      </w:r>
+                      <w:r>
+                        <w:rPr>
+                          <w:lang w:val="en-US"/>
+                        </w:rPr>
+                        <w:t>DT</w:t>
+                      </w:r>
+                      <w:r>
+                        <w:t xml:space="preserve">, </w:t>
+                      </w:r>
+                      <w:r>
+                        <w:rPr>
+                          <w:lang w:val="en-US"/>
+                        </w:rPr>
+                        <w:t>SW</w:t>
                       </w:r>
                       <w:r>
                         <w:t>)</w:t>
@@ -5663,15 +5697,24 @@
                           <w:p>
                             <w:pPr>
                               <w:ind w:firstLine="0"/>
-                              <w:rPr>
-                                <w:lang w:val="en-US"/>
-                              </w:rPr>
                             </w:pPr>
                             <w:r>
                               <w:rPr>
                                 <w:lang w:val="en-US"/>
                               </w:rPr>
-                              <w:t>Python GUI (</w:t>
+                              <w:t>Python</w:t>
+                            </w:r>
+                            <w:r>
+                              <w:t xml:space="preserve"> </w:t>
+                            </w:r>
+                            <w:r>
+                              <w:rPr>
+                                <w:lang w:val="en-US"/>
+                              </w:rPr>
+                              <w:t>GUI</w:t>
+                            </w:r>
+                            <w:r>
+                              <w:t xml:space="preserve"> (</w:t>
                             </w:r>
                             <w:proofErr w:type="spellStart"/>
                             <w:r>
@@ -5682,9 +5725,6 @@
                             </w:r>
                             <w:proofErr w:type="spellEnd"/>
                             <w:r>
-                              <w:rPr>
-                                <w:lang w:val="en-US"/>
-                              </w:rPr>
                               <w:t>)</w:t>
                             </w:r>
                           </w:p>
@@ -5729,15 +5769,24 @@
                     <w:p>
                       <w:pPr>
                         <w:ind w:firstLine="0"/>
-                        <w:rPr>
-                          <w:lang w:val="en-US"/>
-                        </w:rPr>
                       </w:pPr>
                       <w:r>
                         <w:rPr>
                           <w:lang w:val="en-US"/>
                         </w:rPr>
-                        <w:t>Python GUI (</w:t>
+                        <w:t>Python</w:t>
+                      </w:r>
+                      <w:r>
+                        <w:t xml:space="preserve"> </w:t>
+                      </w:r>
+                      <w:r>
+                        <w:rPr>
+                          <w:lang w:val="en-US"/>
+                        </w:rPr>
+                        <w:t>GUI</w:t>
+                      </w:r>
+                      <w:r>
+                        <w:t xml:space="preserve"> (</w:t>
                       </w:r>
                       <w:proofErr w:type="spellStart"/>
                       <w:r>
@@ -5748,9 +5797,6 @@
                       </w:r>
                       <w:proofErr w:type="spellEnd"/>
                       <w:r>
-                        <w:rPr>
-                          <w:lang w:val="en-US"/>
-                        </w:rPr>
                         <w:t>)</w:t>
                       </w:r>
                     </w:p>
@@ -6231,8 +6277,8 @@
           <w:szCs w:val="28"/>
         </w:rPr>
       </w:pPr>
-      <w:bookmarkStart w:id="14" w:name="_Toc196386296"/>
-      <w:bookmarkStart w:id="15" w:name="_Toc225617240"/>
+      <w:bookmarkStart w:id="13" w:name="_Toc196386296"/>
+      <w:bookmarkStart w:id="14" w:name="_Toc225617240"/>
       <w:r>
         <w:rPr>
           <w:rFonts w:ascii="Times New Roman" w:hAnsi="Times New Roman" w:cs="Times New Roman"/>
@@ -6345,8 +6391,8 @@
         </w:rPr>
         <w:t>UNO</w:t>
       </w:r>
+      <w:bookmarkEnd w:id="13"/>
       <w:bookmarkEnd w:id="14"/>
-      <w:bookmarkEnd w:id="15"/>
     </w:p>
     <w:p>
       <w:pPr>
@@ -7039,10 +7085,7 @@
       </w:r>
       <w:proofErr w:type="gramEnd"/>
       <w:r>
-        <w:t xml:space="preserve"> </w:t>
-      </w:r>
-      <w:r>
-        <w:t>нажмите кнопку сброса на плате непосредственно перед началом загрузки.</w:t>
+        <w:t xml:space="preserve"> нажмите кнопку сброса на плате непосредственно перед началом загрузки.</w:t>
       </w:r>
     </w:p>
     <w:p>
@@ -7131,7 +7174,7 @@
           <w:szCs w:val="28"/>
         </w:rPr>
       </w:pPr>
-      <w:bookmarkStart w:id="16" w:name="_Toc225617241"/>
+      <w:bookmarkStart w:id="15" w:name="_Toc225617241"/>
       <w:r>
         <w:rPr>
           <w:rFonts w:ascii="Times New Roman" w:hAnsi="Times New Roman" w:cs="Times New Roman"/>
@@ -7203,7 +7246,7 @@
         </w:rPr>
         <w:t>компонентов</w:t>
       </w:r>
-      <w:bookmarkEnd w:id="16"/>
+      <w:bookmarkEnd w:id="15"/>
     </w:p>
     <w:p>
       <w:pPr>
@@ -9933,6 +9976,7 @@
       <w:r>
         <w:rPr>
           <w:bCs/>
+          <w:noProof/>
           <w:szCs w:val="28"/>
         </w:rPr>
         <w:drawing>
@@ -10252,6 +10296,9 @@
         <w:jc w:val="left"/>
       </w:pPr>
       <w:r>
+        <w:rPr>
+          <w:noProof/>
+        </w:rPr>
         <w:drawing>
           <wp:inline distT="0" distB="0" distL="0" distR="0" wp14:anchorId="262EF2AD" wp14:editId="2AE72822">
             <wp:extent cx="4039164" cy="3000794"/>
@@ -10390,6 +10437,9 @@
         <w:jc w:val="left"/>
       </w:pPr>
       <w:r>
+        <w:rPr>
+          <w:noProof/>
+        </w:rPr>
         <w:drawing>
           <wp:inline distT="0" distB="0" distL="0" distR="0" wp14:anchorId="6649C433" wp14:editId="00271792">
             <wp:extent cx="2667372" cy="2076740"/>
@@ -10559,6 +10609,9 @@
         <w:jc w:val="left"/>
       </w:pPr>
       <w:r>
+        <w:rPr>
+          <w:noProof/>
+        </w:rPr>
         <w:drawing>
           <wp:inline distT="0" distB="0" distL="0" distR="0" wp14:anchorId="4518AEAE" wp14:editId="0ACCF4AC">
             <wp:extent cx="4305901" cy="4286848"/>
@@ -10696,6 +10749,9 @@
         <w:jc w:val="left"/>
       </w:pPr>
       <w:r>
+        <w:rPr>
+          <w:noProof/>
+        </w:rPr>
         <w:drawing>
           <wp:inline distT="0" distB="0" distL="0" distR="0" wp14:anchorId="48AE93D1" wp14:editId="3C557E03">
             <wp:extent cx="5077534" cy="4172532"/>
@@ -10856,8 +10912,8 @@
           <w:szCs w:val="28"/>
         </w:rPr>
       </w:pPr>
-      <w:bookmarkStart w:id="17" w:name="_Toc196386304"/>
-      <w:bookmarkStart w:id="18" w:name="_Toc225617242"/>
+      <w:bookmarkStart w:id="16" w:name="_Toc196386304"/>
+      <w:bookmarkStart w:id="17" w:name="_Toc225617242"/>
       <w:r>
         <w:rPr>
           <w:rFonts w:ascii="Times New Roman" w:hAnsi="Times New Roman" w:cs="Times New Roman"/>
@@ -10938,8 +10994,8 @@
         </w:rPr>
         <w:t>проекта</w:t>
       </w:r>
+      <w:bookmarkEnd w:id="16"/>
       <w:bookmarkEnd w:id="17"/>
-      <w:bookmarkEnd w:id="18"/>
       <w:r>
         <w:rPr>
           <w:rFonts w:ascii="Times New Roman" w:hAnsi="Times New Roman" w:cs="Times New Roman"/>
@@ -10977,28 +11033,16 @@
         <w:t xml:space="preserve"> </w:t>
       </w:r>
       <w:r>
-        <w:t>разработку</w:t>
-      </w:r>
-      <w:r>
-        <w:t xml:space="preserve"> </w:t>
-      </w:r>
-      <w:r>
-        <w:t>системы</w:t>
-      </w:r>
-      <w:r>
-        <w:t xml:space="preserve"> </w:t>
-      </w:r>
-      <w:r>
-        <w:t>автоматической</w:t>
-      </w:r>
-      <w:r>
-        <w:t xml:space="preserve"> </w:t>
-      </w:r>
-      <w:r>
-        <w:t>сортировки</w:t>
-      </w:r>
-      <w:r>
-        <w:t xml:space="preserve"> </w:t>
+        <w:t>систем</w:t>
+      </w:r>
+      <w:r>
+        <w:t>у</w:t>
+      </w:r>
+      <w:r>
+        <w:t xml:space="preserve"> ограничения скорости автомобиля на основе микроконтроллер</w:t>
+      </w:r>
+      <w:r>
+        <w:t xml:space="preserve">а </w:t>
       </w:r>
       <w:r>
         <w:t>включает</w:t>
@@ -11270,6 +11314,7 @@
       <w:r>
         <w:br w:type="page"/>
       </w:r>
+      <w:bookmarkStart w:id="18" w:name="_GoBack"/>
     </w:p>
     <w:p>
       <w:pPr>
@@ -11285,6 +11330,7 @@
       </w:pPr>
       <w:bookmarkStart w:id="19" w:name="_Toc196386302"/>
       <w:bookmarkStart w:id="20" w:name="_Toc225617243"/>
+      <w:bookmarkEnd w:id="18"/>
       <w:r>
         <w:rPr>
           <w:rFonts w:ascii="Times New Roman" w:hAnsi="Times New Roman" w:cs="Times New Roman"/>
@@ -12286,40 +12332,31 @@
     <w:p>
       <w:pPr>
         <w:ind w:firstLine="0"/>
-      </w:pPr>
-      <w:proofErr w:type="spellStart"/>
-      <w:r>
-        <w:t>ser</w:t>
-      </w:r>
-      <w:proofErr w:type="spellEnd"/>
-      <w:r>
-        <w:t xml:space="preserve"> = </w:t>
+        <w:rPr>
+          <w:lang w:val="en-US"/>
+        </w:rPr>
+      </w:pPr>
+      <w:r>
+        <w:rPr>
+          <w:lang w:val="en-US"/>
+        </w:rPr>
+        <w:t xml:space="preserve">ser = </w:t>
       </w:r>
       <w:proofErr w:type="spellStart"/>
       <w:proofErr w:type="gramStart"/>
       <w:r>
+        <w:rPr>
+          <w:lang w:val="en-US"/>
+        </w:rPr>
         <w:t>serial.Serial</w:t>
       </w:r>
       <w:proofErr w:type="spellEnd"/>
       <w:proofErr w:type="gramEnd"/>
       <w:r>
-        <w:t>(</w:t>
-      </w:r>
-      <w:proofErr w:type="spellStart"/>
-      <w:r>
-        <w:t>port</w:t>
-      </w:r>
-      <w:proofErr w:type="spellEnd"/>
-      <w:r>
-        <w:t xml:space="preserve">, 9600, </w:t>
-      </w:r>
-      <w:proofErr w:type="spellStart"/>
-      <w:r>
-        <w:t>timeout</w:t>
-      </w:r>
-      <w:proofErr w:type="spellEnd"/>
-      <w:r>
-        <w:t>=1)</w:t>
+        <w:rPr>
+          <w:lang w:val="en-US"/>
+        </w:rPr>
+        <w:t>(port, 9600, timeout=1)</w:t>
       </w:r>
     </w:p>
     <w:p>
@@ -14718,13 +14755,7 @@
         <w:rPr>
           <w:szCs w:val="28"/>
         </w:rPr>
-        <w:t xml:space="preserve"> на датчик скорости колеса, внедрение ПИД-регулятора и т.д.).</w:t>
-      </w:r>
-      <w:r>
-        <w:rPr>
-          <w:szCs w:val="28"/>
-        </w:rPr>
-        <w:t xml:space="preserve"> </w:t>
+        <w:t xml:space="preserve"> на датчик скорости колеса, внедрение ПИД-регулятора и т.д.). </w:t>
       </w:r>
       <w:r>
         <w:rPr>
@@ -18587,15 +18618,52 @@
         <w:jc w:val="left"/>
         <w:rPr>
           <w:szCs w:val="28"/>
-          <w:lang w:val="en-US"/>
-        </w:rPr>
-      </w:pPr>
-      <w:r>
-        <w:rPr>
-          <w:szCs w:val="28"/>
-          <w:lang w:val="en-US"/>
-        </w:rPr>
-        <w:t>#define ENC_CLK 2</w:t>
+        </w:rPr>
+      </w:pPr>
+      <w:r>
+        <w:rPr>
+          <w:szCs w:val="28"/>
+        </w:rPr>
+        <w:t>#</w:t>
+      </w:r>
+      <w:r>
+        <w:rPr>
+          <w:szCs w:val="28"/>
+          <w:lang w:val="en-US"/>
+        </w:rPr>
+        <w:t>define</w:t>
+      </w:r>
+      <w:r>
+        <w:rPr>
+          <w:szCs w:val="28"/>
+        </w:rPr>
+        <w:t xml:space="preserve"> </w:t>
+      </w:r>
+      <w:r>
+        <w:rPr>
+          <w:szCs w:val="28"/>
+          <w:lang w:val="en-US"/>
+        </w:rPr>
+        <w:t>ENC</w:t>
+      </w:r>
+      <w:r>
+        <w:rPr>
+          <w:szCs w:val="28"/>
+        </w:rPr>
+        <w:t>_</w:t>
+      </w:r>
+      <w:r>
+        <w:rPr>
+          <w:szCs w:val="28"/>
+          <w:lang w:val="en-US"/>
+        </w:rPr>
+        <w:t>CLK</w:t>
+      </w:r>
+      <w:r>
+        <w:rPr>
+          <w:szCs w:val="28"/>
+        </w:rPr>
+        <w:t xml:space="preserve"> 2</w:t>
       </w:r>
     </w:p>
     <w:p>
@@ -22591,11 +22659,13 @@
         <w:jc w:val="left"/>
         <w:rPr>
           <w:szCs w:val="28"/>
-        </w:rPr>
-      </w:pPr>
-      <w:r>
-        <w:rPr>
-          <w:szCs w:val="28"/>
+          <w:lang w:val="en-US"/>
+        </w:rPr>
+      </w:pPr>
+      <w:r>
+        <w:rPr>
+          <w:szCs w:val="28"/>
+          <w:lang w:val="en-US"/>
         </w:rPr>
         <w:t>}</w:t>
       </w:r>
@@ -22606,6 +22676,7 @@
         <w:jc w:val="left"/>
         <w:rPr>
           <w:szCs w:val="28"/>
+          <w:lang w:val="en-US"/>
         </w:rPr>
       </w:pPr>
     </w:p>
@@ -22615,33 +22686,29 @@
         <w:jc w:val="left"/>
         <w:rPr>
           <w:szCs w:val="28"/>
-        </w:rPr>
-      </w:pPr>
-      <w:r>
-        <w:rPr>
-          <w:szCs w:val="28"/>
+          <w:lang w:val="en-US"/>
+        </w:rPr>
+      </w:pPr>
+      <w:r>
+        <w:rPr>
+          <w:szCs w:val="28"/>
+          <w:lang w:val="en-US"/>
         </w:rPr>
         <w:t xml:space="preserve">  </w:t>
       </w:r>
-      <w:proofErr w:type="spellStart"/>
       <w:proofErr w:type="gramStart"/>
       <w:r>
         <w:rPr>
           <w:szCs w:val="28"/>
-        </w:rPr>
-        <w:t>delay</w:t>
-      </w:r>
-      <w:proofErr w:type="spellEnd"/>
-      <w:r>
-        <w:rPr>
-          <w:szCs w:val="28"/>
-        </w:rPr>
-        <w:t>(</w:t>
+          <w:lang w:val="en-US"/>
+        </w:rPr>
+        <w:t>delay(</w:t>
       </w:r>
       <w:proofErr w:type="gramEnd"/>
       <w:r>
         <w:rPr>
           <w:szCs w:val="28"/>
+          <w:lang w:val="en-US"/>
         </w:rPr>
         <w:t>10);</w:t>
       </w:r>
@@ -22652,11 +22719,13 @@
         <w:jc w:val="left"/>
         <w:rPr>
           <w:szCs w:val="28"/>
-        </w:rPr>
-      </w:pPr>
-      <w:r>
-        <w:rPr>
-          <w:szCs w:val="28"/>
+          <w:lang w:val="en-US"/>
+        </w:rPr>
+      </w:pPr>
+      <w:r>
+        <w:rPr>
+          <w:szCs w:val="28"/>
+          <w:lang w:val="en-US"/>
         </w:rPr>
         <w:t>}</w:t>
       </w:r>
@@ -22668,11 +22737,13 @@
         <w:jc w:val="left"/>
         <w:rPr>
           <w:szCs w:val="28"/>
-        </w:rPr>
-      </w:pPr>
-      <w:r>
-        <w:rPr>
-          <w:szCs w:val="28"/>
+          <w:lang w:val="en-US"/>
+        </w:rPr>
+      </w:pPr>
+      <w:r>
+        <w:rPr>
+          <w:szCs w:val="28"/>
+          <w:lang w:val="en-US"/>
         </w:rPr>
         <w:br w:type="page"/>
       </w:r>
@@ -22685,6 +22756,7 @@
           <w:rFonts w:ascii="Times New Roman" w:hAnsi="Times New Roman" w:cs="Times New Roman"/>
           <w:b/>
           <w:color w:val="000000" w:themeColor="text1"/>
+          <w:lang w:val="en-US"/>
         </w:rPr>
       </w:pPr>
       <w:bookmarkStart w:id="32" w:name="_Toc225617252"/>
@@ -22695,7 +22767,24 @@
           <w:color w:val="000000" w:themeColor="text1"/>
         </w:rPr>
         <w:lastRenderedPageBreak/>
-        <w:t>Приложение Б</w:t>
+        <w:t>Приложение</w:t>
+      </w:r>
+      <w:r>
+        <w:rPr>
+          <w:rFonts w:ascii="Times New Roman" w:hAnsi="Times New Roman" w:cs="Times New Roman"/>
+          <w:b/>
+          <w:color w:val="000000" w:themeColor="text1"/>
+          <w:lang w:val="en-US"/>
+        </w:rPr>
+        <w:t xml:space="preserve"> </w:t>
+      </w:r>
+      <w:r>
+        <w:rPr>
+          <w:rFonts w:ascii="Times New Roman" w:hAnsi="Times New Roman" w:cs="Times New Roman"/>
+          <w:b/>
+          <w:color w:val="000000" w:themeColor="text1"/>
+        </w:rPr>
+        <w:t>Б</w:t>
       </w:r>
       <w:bookmarkEnd w:id="32"/>
     </w:p>
@@ -26853,6 +26942,7 @@
         <w:docPartUnique/>
       </w:docPartObj>
     </w:sdtPr>
+    <w:sdtEndPr/>
     <w:sdtContent>
       <w:p>
         <w:pPr>
@@ -33638,7 +33728,7 @@
 </file>
 
 <file path=customXml/itemProps1.xml><?xml version="1.0" encoding="utf-8"?>
-<ds:datastoreItem xmlns:ds="http://schemas.openxmlformats.org/officeDocument/2006/customXml" ds:itemID="{49AFBC3A-2798-4F2E-AD8C-D53926261B84}">
+<ds:datastoreItem xmlns:ds="http://schemas.openxmlformats.org/officeDocument/2006/customXml" ds:itemID="{5C4E20B0-CAAD-4A92-A621-7A6020A57E4F}">
   <ds:schemaRefs>
     <ds:schemaRef ds:uri="http://schemas.openxmlformats.org/officeDocument/2006/bibliography"/>
   </ds:schemaRefs>

--- a/Ограничитель скорости автомобиля.docx
+++ b/Ограничитель скорости автомобиля.docx
@@ -8,7 +8,7 @@
         <w:spacing w:line="240" w:lineRule="auto"/>
         <w:jc w:val="center"/>
         <w:rPr>
-          <w:rFonts w:ascii="Times New Roman CYR" w:eastAsia="Calibri" w:hAnsi="Times New Roman CYR" w:cs="Times New Roman CYR"/>
+          <w:rFonts w:eastAsia="Calibri"/>
           <w:b/>
           <w:szCs w:val="28"/>
         </w:rPr>
@@ -79,7 +79,7 @@
       </w:r>
       <w:r>
         <w:rPr>
-          <w:rFonts w:ascii="Times New Roman CYR" w:eastAsia="Calibri" w:hAnsi="Times New Roman CYR" w:cs="Times New Roman CYR"/>
+          <w:rFonts w:eastAsia="Calibri"/>
           <w:b/>
           <w:szCs w:val="28"/>
         </w:rPr>
@@ -87,7 +87,7 @@
       </w:r>
       <w:r>
         <w:rPr>
-          <w:rFonts w:ascii="Times New Roman CYR" w:eastAsia="Calibri" w:hAnsi="Times New Roman CYR" w:cs="Times New Roman CYR"/>
+          <w:rFonts w:eastAsia="Calibri"/>
           <w:b/>
           <w:szCs w:val="28"/>
         </w:rPr>
@@ -95,7 +95,7 @@
       </w:r>
       <w:r>
         <w:rPr>
-          <w:rFonts w:ascii="Times New Roman CYR" w:eastAsia="Calibri" w:hAnsi="Times New Roman CYR" w:cs="Times New Roman CYR"/>
+          <w:rFonts w:eastAsia="Calibri"/>
           <w:b/>
           <w:szCs w:val="28"/>
         </w:rPr>
@@ -103,7 +103,7 @@
       </w:r>
       <w:r>
         <w:rPr>
-          <w:rFonts w:ascii="Times New Roman CYR" w:eastAsia="Calibri" w:hAnsi="Times New Roman CYR" w:cs="Times New Roman CYR"/>
+          <w:rFonts w:eastAsia="Calibri"/>
           <w:b/>
           <w:szCs w:val="28"/>
         </w:rPr>
@@ -111,7 +111,7 @@
       </w:r>
       <w:r>
         <w:rPr>
-          <w:rFonts w:ascii="Times New Roman CYR" w:eastAsia="Calibri" w:hAnsi="Times New Roman CYR" w:cs="Times New Roman CYR"/>
+          <w:rFonts w:eastAsia="Calibri"/>
           <w:b/>
           <w:szCs w:val="28"/>
         </w:rPr>
@@ -119,7 +119,7 @@
       </w:r>
       <w:r>
         <w:rPr>
-          <w:rFonts w:ascii="Times New Roman CYR" w:eastAsia="Calibri" w:hAnsi="Times New Roman CYR" w:cs="Times New Roman CYR"/>
+          <w:rFonts w:eastAsia="Calibri"/>
           <w:b/>
           <w:szCs w:val="28"/>
         </w:rPr>
@@ -127,7 +127,7 @@
       </w:r>
       <w:r>
         <w:rPr>
-          <w:rFonts w:ascii="Times New Roman CYR" w:eastAsia="Calibri" w:hAnsi="Times New Roman CYR" w:cs="Times New Roman CYR"/>
+          <w:rFonts w:eastAsia="Calibri"/>
           <w:b/>
           <w:szCs w:val="28"/>
         </w:rPr>
@@ -136,7 +136,7 @@
       </w:r>
       <w:r>
         <w:rPr>
-          <w:rFonts w:ascii="Times New Roman CYR" w:eastAsia="Calibri" w:hAnsi="Times New Roman CYR" w:cs="Times New Roman CYR"/>
+          <w:rFonts w:eastAsia="Calibri"/>
           <w:b/>
           <w:szCs w:val="28"/>
         </w:rPr>
@@ -144,7 +144,7 @@
       </w:r>
       <w:r>
         <w:rPr>
-          <w:rFonts w:ascii="Times New Roman CYR" w:eastAsia="Calibri" w:hAnsi="Times New Roman CYR" w:cs="Times New Roman CYR"/>
+          <w:rFonts w:eastAsia="Calibri"/>
           <w:b/>
           <w:szCs w:val="28"/>
         </w:rPr>
@@ -152,7 +152,7 @@
       </w:r>
       <w:r>
         <w:rPr>
-          <w:rFonts w:ascii="Times New Roman CYR" w:eastAsia="Calibri" w:hAnsi="Times New Roman CYR" w:cs="Times New Roman CYR"/>
+          <w:rFonts w:eastAsia="Calibri"/>
           <w:b/>
           <w:szCs w:val="28"/>
         </w:rPr>
@@ -160,7 +160,7 @@
       </w:r>
       <w:r>
         <w:rPr>
-          <w:rFonts w:ascii="Times New Roman CYR" w:eastAsia="Calibri" w:hAnsi="Times New Roman CYR" w:cs="Times New Roman CYR"/>
+          <w:rFonts w:eastAsia="Calibri"/>
           <w:b/>
           <w:szCs w:val="28"/>
         </w:rPr>
@@ -168,7 +168,7 @@
       </w:r>
       <w:r>
         <w:rPr>
-          <w:rFonts w:ascii="Times New Roman CYR" w:eastAsia="Calibri" w:hAnsi="Times New Roman CYR" w:cs="Times New Roman CYR"/>
+          <w:rFonts w:eastAsia="Calibri"/>
           <w:b/>
           <w:szCs w:val="28"/>
         </w:rPr>
@@ -176,7 +176,7 @@
       </w:r>
       <w:r>
         <w:rPr>
-          <w:rFonts w:ascii="Times New Roman CYR" w:eastAsia="Calibri" w:hAnsi="Times New Roman CYR" w:cs="Times New Roman CYR"/>
+          <w:rFonts w:eastAsia="Calibri"/>
           <w:b/>
           <w:szCs w:val="28"/>
         </w:rPr>
@@ -184,7 +184,7 @@
       </w:r>
       <w:r>
         <w:rPr>
-          <w:rFonts w:ascii="Times New Roman CYR" w:eastAsia="Calibri" w:hAnsi="Times New Roman CYR" w:cs="Times New Roman CYR"/>
+          <w:rFonts w:eastAsia="Calibri"/>
           <w:b/>
           <w:szCs w:val="28"/>
         </w:rPr>
@@ -192,7 +192,7 @@
       </w:r>
       <w:r>
         <w:rPr>
-          <w:rFonts w:ascii="Times New Roman CYR" w:eastAsia="Calibri" w:hAnsi="Times New Roman CYR" w:cs="Times New Roman CYR"/>
+          <w:rFonts w:eastAsia="Calibri"/>
           <w:b/>
           <w:szCs w:val="28"/>
         </w:rPr>
@@ -405,34 +405,38 @@
           <w:lang w:val="uk-UA"/>
         </w:rPr>
       </w:pPr>
-      <w:proofErr w:type="spellStart"/>
       <w:r>
         <w:rPr>
           <w:rFonts w:eastAsia="Calibri"/>
           <w:szCs w:val="28"/>
           <w:lang w:val="uk-UA"/>
         </w:rPr>
-        <w:t>Механический</w:t>
-      </w:r>
-      <w:proofErr w:type="spellEnd"/>
+        <w:t>Механическ</w:t>
+      </w:r>
       <w:r>
         <w:rPr>
           <w:rFonts w:eastAsia="Calibri"/>
           <w:szCs w:val="28"/>
           <w:lang w:val="uk-UA"/>
         </w:rPr>
-        <w:t xml:space="preserve"> </w:t>
-      </w:r>
-      <w:proofErr w:type="spellStart"/>
+        <w:t>ое</w:t>
+      </w:r>
       <w:r>
         <w:rPr>
           <w:rFonts w:eastAsia="Calibri"/>
           <w:szCs w:val="28"/>
           <w:lang w:val="uk-UA"/>
         </w:rPr>
+        <w:t xml:space="preserve"> </w:t>
+      </w:r>
+      <w:r>
+        <w:rPr>
+          <w:rFonts w:eastAsia="Calibri"/>
+          <w:szCs w:val="28"/>
+          <w:lang w:val="uk-UA"/>
+        </w:rPr>
         <w:t>отделение</w:t>
       </w:r>
-      <w:proofErr w:type="spellEnd"/>
     </w:p>
     <w:p>
       <w:pPr>
@@ -1180,23 +1184,12 @@
               </w:rPr>
               <w:t xml:space="preserve"> </w:t>
             </w:r>
-            <w:proofErr w:type="spellStart"/>
             <w:r>
               <w:rPr>
                 <w:rFonts w:eastAsia="Calibri"/>
                 <w:szCs w:val="28"/>
-                <w:lang w:eastAsia="en-US"/>
               </w:rPr>
-              <w:t>Шеховцев.А.А</w:t>
-            </w:r>
-            <w:proofErr w:type="spellEnd"/>
-            <w:r>
-              <w:rPr>
-                <w:rFonts w:eastAsia="Calibri"/>
-                <w:szCs w:val="28"/>
-                <w:lang w:eastAsia="en-US"/>
-              </w:rPr>
-              <w:t>.</w:t>
+              <w:t>Побежимов М.В.</w:t>
             </w:r>
           </w:p>
         </w:tc>
@@ -1297,7 +1290,7 @@
                 <w:szCs w:val="28"/>
                 <w:lang w:eastAsia="en-US"/>
               </w:rPr>
-              <w:t>КП,</w:t>
+              <w:t>К,</w:t>
             </w:r>
           </w:p>
         </w:tc>
@@ -1475,13 +1468,7 @@
     <w:bookmarkStart w:id="0" w:name="_Toc196386283" w:displacedByCustomXml="next"/>
     <w:sdt>
       <w:sdtPr>
-        <w:rPr>
-          <w:rFonts w:ascii="Times New Roman" w:eastAsia="Times New Roman" w:hAnsi="Times New Roman" w:cs="Times New Roman"/>
-          <w:color w:val="auto"/>
-          <w:sz w:val="28"/>
-          <w:szCs w:val="24"/>
-        </w:rPr>
-        <w:id w:val="707154960"/>
+        <w:id w:val="835882352"/>
         <w:docPartObj>
           <w:docPartGallery w:val="Table of Contents"/>
           <w:docPartUnique/>
@@ -1489,8 +1476,12 @@
       </w:sdtPr>
       <w:sdtEndPr>
         <w:rPr>
+          <w:rFonts w:ascii="Times New Roman" w:eastAsia="Times New Roman" w:hAnsi="Times New Roman" w:cs="Times New Roman"/>
           <w:b/>
           <w:bCs/>
+          <w:color w:val="auto"/>
+          <w:sz w:val="28"/>
+          <w:szCs w:val="24"/>
         </w:rPr>
       </w:sdtEndPr>
       <w:sdtContent>
@@ -1501,7 +1492,7 @@
             <w:rPr>
               <w:rFonts w:ascii="Times New Roman" w:hAnsi="Times New Roman" w:cs="Times New Roman"/>
               <w:b/>
-              <w:color w:val="auto"/>
+              <w:color w:val="000000" w:themeColor="text1"/>
               <w:sz w:val="28"/>
               <w:szCs w:val="28"/>
             </w:rPr>
@@ -1510,11 +1501,11 @@
             <w:rPr>
               <w:rFonts w:ascii="Times New Roman" w:hAnsi="Times New Roman" w:cs="Times New Roman"/>
               <w:b/>
-              <w:color w:val="auto"/>
+              <w:color w:val="000000" w:themeColor="text1"/>
               <w:sz w:val="28"/>
               <w:szCs w:val="28"/>
             </w:rPr>
-            <w:t>Содержания</w:t>
+            <w:t>СОДЕРЖАНИЕ</w:t>
           </w:r>
         </w:p>
         <w:p>
@@ -1539,14 +1530,14 @@
           <w:r>
             <w:fldChar w:fldCharType="separate"/>
           </w:r>
-          <w:hyperlink w:anchor="_Toc225617233" w:history="1">
+          <w:hyperlink w:anchor="_Toc227679662" w:history="1">
             <w:r>
               <w:rPr>
                 <w:rStyle w:val="ab"/>
                 <w:b/>
                 <w:noProof/>
               </w:rPr>
-              <w:t>ВВЕДЕНИЕ</w:t>
+              <w:t>Введение</w:t>
             </w:r>
             <w:r>
               <w:rPr>
@@ -1567,7 +1558,7 @@
                 <w:noProof/>
                 <w:webHidden/>
               </w:rPr>
-              <w:instrText xml:space="preserve"> PAGEREF _Toc225617233 \h </w:instrText>
+              <w:instrText xml:space="preserve"> PAGEREF _Toc227679662 \h </w:instrText>
             </w:r>
             <w:r>
               <w:rPr>
@@ -1611,7 +1602,7 @@
               <w:szCs w:val="22"/>
             </w:rPr>
           </w:pPr>
-          <w:hyperlink w:anchor="_Toc225617234" w:history="1">
+          <w:hyperlink w:anchor="_Toc227679663" w:history="1">
             <w:r>
               <w:rPr>
                 <w:rStyle w:val="ab"/>
@@ -1640,160 +1631,7 @@
                 <w:noProof/>
                 <w:webHidden/>
               </w:rPr>
-              <w:instrText xml:space="preserve"> PAGEREF _Toc225617234 \h </w:instrText>
-            </w:r>
-            <w:r>
-              <w:rPr>
-                <w:noProof/>
-                <w:webHidden/>
-              </w:rPr>
-            </w:r>
-            <w:r>
-              <w:rPr>
-                <w:noProof/>
-                <w:webHidden/>
-              </w:rPr>
-              <w:fldChar w:fldCharType="separate"/>
-            </w:r>
-            <w:r>
-              <w:rPr>
-                <w:noProof/>
-                <w:webHidden/>
-              </w:rPr>
-              <w:t>4</w:t>
-            </w:r>
-            <w:r>
-              <w:rPr>
-                <w:noProof/>
-                <w:webHidden/>
-              </w:rPr>
-              <w:fldChar w:fldCharType="end"/>
-            </w:r>
-          </w:hyperlink>
-        </w:p>
-        <w:p>
-          <w:pPr>
-            <w:pStyle w:val="21"/>
-            <w:tabs>
-              <w:tab w:val="right" w:leader="dot" w:pos="9345"/>
-            </w:tabs>
-            <w:rPr>
-              <w:rFonts w:asciiTheme="minorHAnsi" w:eastAsiaTheme="minorEastAsia" w:hAnsiTheme="minorHAnsi" w:cstheme="minorBidi"/>
-              <w:noProof/>
-              <w:sz w:val="22"/>
-              <w:szCs w:val="22"/>
-            </w:rPr>
-          </w:pPr>
-          <w:hyperlink w:anchor="_Toc225617235" w:history="1">
-            <w:r>
-              <w:rPr>
-                <w:rStyle w:val="ab"/>
-                <w:b/>
-                <w:noProof/>
-              </w:rPr>
-              <w:t xml:space="preserve">1.1 </w:t>
-            </w:r>
-            <w:r>
-              <w:rPr>
-                <w:rStyle w:val="ab"/>
-                <w:b/>
-                <w:bCs/>
-                <w:noProof/>
-              </w:rPr>
-              <w:t>Актуальность темы</w:t>
-            </w:r>
-            <w:r>
-              <w:rPr>
-                <w:noProof/>
-                <w:webHidden/>
-              </w:rPr>
-              <w:tab/>
-            </w:r>
-            <w:r>
-              <w:rPr>
-                <w:noProof/>
-                <w:webHidden/>
-              </w:rPr>
-              <w:fldChar w:fldCharType="begin"/>
-            </w:r>
-            <w:r>
-              <w:rPr>
-                <w:noProof/>
-                <w:webHidden/>
-              </w:rPr>
-              <w:instrText xml:space="preserve"> PAGEREF _Toc225617235 \h </w:instrText>
-            </w:r>
-            <w:r>
-              <w:rPr>
-                <w:noProof/>
-                <w:webHidden/>
-              </w:rPr>
-            </w:r>
-            <w:r>
-              <w:rPr>
-                <w:noProof/>
-                <w:webHidden/>
-              </w:rPr>
-              <w:fldChar w:fldCharType="separate"/>
-            </w:r>
-            <w:r>
-              <w:rPr>
-                <w:noProof/>
-                <w:webHidden/>
-              </w:rPr>
-              <w:t>4</w:t>
-            </w:r>
-            <w:r>
-              <w:rPr>
-                <w:noProof/>
-                <w:webHidden/>
-              </w:rPr>
-              <w:fldChar w:fldCharType="end"/>
-            </w:r>
-          </w:hyperlink>
-        </w:p>
-        <w:p>
-          <w:pPr>
-            <w:pStyle w:val="21"/>
-            <w:tabs>
-              <w:tab w:val="right" w:leader="dot" w:pos="9345"/>
-            </w:tabs>
-            <w:rPr>
-              <w:rFonts w:asciiTheme="minorHAnsi" w:eastAsiaTheme="minorEastAsia" w:hAnsiTheme="minorHAnsi" w:cstheme="minorBidi"/>
-              <w:noProof/>
-              <w:sz w:val="22"/>
-              <w:szCs w:val="22"/>
-            </w:rPr>
-          </w:pPr>
-          <w:hyperlink w:anchor="_Toc225617236" w:history="1">
-            <w:r>
-              <w:rPr>
-                <w:rStyle w:val="ab"/>
-                <w:b/>
-                <w:noProof/>
-              </w:rPr>
-              <w:t>1.2 Для чего нужна система ограничения скорости автомобиля на основе микроконтроллера</w:t>
-            </w:r>
-            <w:r>
-              <w:rPr>
-                <w:noProof/>
-                <w:webHidden/>
-              </w:rPr>
-              <w:tab/>
-            </w:r>
-            <w:r>
-              <w:rPr>
-                <w:noProof/>
-                <w:webHidden/>
-              </w:rPr>
-              <w:fldChar w:fldCharType="begin"/>
-            </w:r>
-            <w:r>
-              <w:rPr>
-                <w:noProof/>
-                <w:webHidden/>
-              </w:rPr>
-              <w:instrText xml:space="preserve"> PAGEREF _Toc225617236 \h </w:instrText>
+              <w:instrText xml:space="preserve"> PAGEREF _Toc227679663 \h </w:instrText>
             </w:r>
             <w:r>
               <w:rPr>
@@ -1837,7 +1675,161 @@
               <w:szCs w:val="22"/>
             </w:rPr>
           </w:pPr>
-          <w:hyperlink w:anchor="_Toc225617237" w:history="1">
+          <w:hyperlink w:anchor="_Toc227679664" w:history="1">
+            <w:r>
+              <w:rPr>
+                <w:rStyle w:val="ab"/>
+                <w:b/>
+                <w:noProof/>
+              </w:rPr>
+              <w:t xml:space="preserve">1.1 </w:t>
+            </w:r>
+            <w:r>
+              <w:rPr>
+                <w:rStyle w:val="ab"/>
+                <w:b/>
+                <w:bCs/>
+                <w:noProof/>
+              </w:rPr>
+              <w:t>Актуальность темы</w:t>
+            </w:r>
+            <w:r>
+              <w:rPr>
+                <w:noProof/>
+                <w:webHidden/>
+              </w:rPr>
+              <w:tab/>
+            </w:r>
+            <w:r>
+              <w:rPr>
+                <w:noProof/>
+                <w:webHidden/>
+              </w:rPr>
+              <w:fldChar w:fldCharType="begin"/>
+            </w:r>
+            <w:r>
+              <w:rPr>
+                <w:noProof/>
+                <w:webHidden/>
+              </w:rPr>
+              <w:instrText xml:space="preserve"> PAGEREF _Toc227679664 \h </w:instrText>
+            </w:r>
+            <w:r>
+              <w:rPr>
+                <w:noProof/>
+                <w:webHidden/>
+              </w:rPr>
+            </w:r>
+            <w:r>
+              <w:rPr>
+                <w:noProof/>
+                <w:webHidden/>
+              </w:rPr>
+              <w:fldChar w:fldCharType="separate"/>
+            </w:r>
+            <w:r>
+              <w:rPr>
+                <w:noProof/>
+                <w:webHidden/>
+              </w:rPr>
+              <w:t>5</w:t>
+            </w:r>
+            <w:r>
+              <w:rPr>
+                <w:noProof/>
+                <w:webHidden/>
+              </w:rPr>
+              <w:fldChar w:fldCharType="end"/>
+            </w:r>
+          </w:hyperlink>
+        </w:p>
+        <w:p>
+          <w:pPr>
+            <w:pStyle w:val="21"/>
+            <w:tabs>
+              <w:tab w:val="right" w:leader="dot" w:pos="9345"/>
+            </w:tabs>
+            <w:ind w:left="989" w:firstLine="0"/>
+            <w:rPr>
+              <w:rFonts w:asciiTheme="minorHAnsi" w:eastAsiaTheme="minorEastAsia" w:hAnsiTheme="minorHAnsi" w:cstheme="minorBidi"/>
+              <w:noProof/>
+              <w:sz w:val="22"/>
+              <w:szCs w:val="22"/>
+            </w:rPr>
+          </w:pPr>
+          <w:hyperlink w:anchor="_Toc227679665" w:history="1">
+            <w:r>
+              <w:rPr>
+                <w:rStyle w:val="ab"/>
+                <w:b/>
+                <w:noProof/>
+              </w:rPr>
+              <w:t>1.2 Для чего нужна система ограничения скорости автомобиля на основе микроконтроллера</w:t>
+            </w:r>
+            <w:r>
+              <w:rPr>
+                <w:noProof/>
+                <w:webHidden/>
+              </w:rPr>
+              <w:tab/>
+            </w:r>
+            <w:r>
+              <w:rPr>
+                <w:noProof/>
+                <w:webHidden/>
+              </w:rPr>
+              <w:fldChar w:fldCharType="begin"/>
+            </w:r>
+            <w:r>
+              <w:rPr>
+                <w:noProof/>
+                <w:webHidden/>
+              </w:rPr>
+              <w:instrText xml:space="preserve"> PAGEREF _Toc227679665 \h </w:instrText>
+            </w:r>
+            <w:r>
+              <w:rPr>
+                <w:noProof/>
+                <w:webHidden/>
+              </w:rPr>
+            </w:r>
+            <w:r>
+              <w:rPr>
+                <w:noProof/>
+                <w:webHidden/>
+              </w:rPr>
+              <w:fldChar w:fldCharType="separate"/>
+            </w:r>
+            <w:r>
+              <w:rPr>
+                <w:noProof/>
+                <w:webHidden/>
+              </w:rPr>
+              <w:t>6</w:t>
+            </w:r>
+            <w:r>
+              <w:rPr>
+                <w:noProof/>
+                <w:webHidden/>
+              </w:rPr>
+              <w:fldChar w:fldCharType="end"/>
+            </w:r>
+          </w:hyperlink>
+        </w:p>
+        <w:p>
+          <w:pPr>
+            <w:pStyle w:val="21"/>
+            <w:tabs>
+              <w:tab w:val="right" w:leader="dot" w:pos="9345"/>
+            </w:tabs>
+            <w:rPr>
+              <w:rFonts w:asciiTheme="minorHAnsi" w:eastAsiaTheme="minorEastAsia" w:hAnsiTheme="minorHAnsi" w:cstheme="minorBidi"/>
+              <w:noProof/>
+              <w:sz w:val="22"/>
+              <w:szCs w:val="22"/>
+            </w:rPr>
+          </w:pPr>
+          <w:hyperlink w:anchor="_Toc227679666" w:history="1">
             <w:r>
               <w:rPr>
                 <w:rStyle w:val="ab"/>
@@ -1874,7 +1866,7 @@
                 <w:noProof/>
                 <w:webHidden/>
               </w:rPr>
-              <w:instrText xml:space="preserve"> PAGEREF _Toc225617237 \h </w:instrText>
+              <w:instrText xml:space="preserve"> PAGEREF _Toc227679666 \h </w:instrText>
             </w:r>
             <w:r>
               <w:rPr>
@@ -1894,7 +1886,7 @@
                 <w:noProof/>
                 <w:webHidden/>
               </w:rPr>
-              <w:t>6</w:t>
+              <w:t>7</w:t>
             </w:r>
             <w:r>
               <w:rPr>
@@ -1918,7 +1910,7 @@
               <w:szCs w:val="22"/>
             </w:rPr>
           </w:pPr>
-          <w:hyperlink w:anchor="_Toc225617238" w:history="1">
+          <w:hyperlink w:anchor="_Toc227679667" w:history="1">
             <w:r>
               <w:rPr>
                 <w:rStyle w:val="ab"/>
@@ -1946,7 +1938,7 @@
                 <w:noProof/>
                 <w:webHidden/>
               </w:rPr>
-              <w:instrText xml:space="preserve"> PAGEREF _Toc225617238 \h </w:instrText>
+              <w:instrText xml:space="preserve"> PAGEREF _Toc227679667 \h </w:instrText>
             </w:r>
             <w:r>
               <w:rPr>
@@ -1966,7 +1958,7 @@
                 <w:noProof/>
                 <w:webHidden/>
               </w:rPr>
-              <w:t>10</w:t>
+              <w:t>11</w:t>
             </w:r>
             <w:r>
               <w:rPr>
@@ -1990,7 +1982,7 @@
               <w:szCs w:val="22"/>
             </w:rPr>
           </w:pPr>
-          <w:hyperlink w:anchor="_Toc225617239" w:history="1">
+          <w:hyperlink w:anchor="_Toc227679668" w:history="1">
             <w:r>
               <w:rPr>
                 <w:rStyle w:val="ab"/>
@@ -2018,7 +2010,7 @@
                 <w:noProof/>
                 <w:webHidden/>
               </w:rPr>
-              <w:instrText xml:space="preserve"> PAGEREF _Toc225617239 \h </w:instrText>
+              <w:instrText xml:space="preserve"> PAGEREF _Toc227679668 \h </w:instrText>
             </w:r>
             <w:r>
               <w:rPr>
@@ -2038,7 +2030,7 @@
                 <w:noProof/>
                 <w:webHidden/>
               </w:rPr>
-              <w:t>10</w:t>
+              <w:t>11</w:t>
             </w:r>
             <w:r>
               <w:rPr>
@@ -2062,7 +2054,7 @@
               <w:szCs w:val="22"/>
             </w:rPr>
           </w:pPr>
-          <w:hyperlink w:anchor="_Toc225617240" w:history="1">
+          <w:hyperlink w:anchor="_Toc227679669" w:history="1">
             <w:r>
               <w:rPr>
                 <w:rStyle w:val="ab"/>
@@ -2090,7 +2082,7 @@
                 <w:noProof/>
                 <w:webHidden/>
               </w:rPr>
-              <w:instrText xml:space="preserve"> PAGEREF _Toc225617240 \h </w:instrText>
+              <w:instrText xml:space="preserve"> PAGEREF _Toc227679669 \h </w:instrText>
             </w:r>
             <w:r>
               <w:rPr>
@@ -2110,7 +2102,7 @@
                 <w:noProof/>
                 <w:webHidden/>
               </w:rPr>
-              <w:t>15</w:t>
+              <w:t>16</w:t>
             </w:r>
             <w:r>
               <w:rPr>
@@ -2134,7 +2126,7 @@
               <w:szCs w:val="22"/>
             </w:rPr>
           </w:pPr>
-          <w:hyperlink w:anchor="_Toc225617241" w:history="1">
+          <w:hyperlink w:anchor="_Toc227679670" w:history="1">
             <w:r>
               <w:rPr>
                 <w:rStyle w:val="ab"/>
@@ -2162,7 +2154,7 @@
                 <w:noProof/>
                 <w:webHidden/>
               </w:rPr>
-              <w:instrText xml:space="preserve"> PAGEREF _Toc225617241 \h </w:instrText>
+              <w:instrText xml:space="preserve"> PAGEREF _Toc227679670 \h </w:instrText>
             </w:r>
             <w:r>
               <w:rPr>
@@ -2182,7 +2174,7 @@
                 <w:noProof/>
                 <w:webHidden/>
               </w:rPr>
-              <w:t>17</w:t>
+              <w:t>18</w:t>
             </w:r>
             <w:r>
               <w:rPr>
@@ -2206,7 +2198,7 @@
               <w:szCs w:val="22"/>
             </w:rPr>
           </w:pPr>
-          <w:hyperlink w:anchor="_Toc225617242" w:history="1">
+          <w:hyperlink w:anchor="_Toc227679671" w:history="1">
             <w:r>
               <w:rPr>
                 <w:rStyle w:val="ab"/>
@@ -2234,79 +2226,7 @@
                 <w:noProof/>
                 <w:webHidden/>
               </w:rPr>
-              <w:instrText xml:space="preserve"> PAGEREF _Toc225617242 \h </w:instrText>
-            </w:r>
-            <w:r>
-              <w:rPr>
-                <w:noProof/>
-                <w:webHidden/>
-              </w:rPr>
-            </w:r>
-            <w:r>
-              <w:rPr>
-                <w:noProof/>
-                <w:webHidden/>
-              </w:rPr>
-              <w:fldChar w:fldCharType="separate"/>
-            </w:r>
-            <w:r>
-              <w:rPr>
-                <w:noProof/>
-                <w:webHidden/>
-              </w:rPr>
-              <w:t>24</w:t>
-            </w:r>
-            <w:r>
-              <w:rPr>
-                <w:noProof/>
-                <w:webHidden/>
-              </w:rPr>
-              <w:fldChar w:fldCharType="end"/>
-            </w:r>
-          </w:hyperlink>
-        </w:p>
-        <w:p>
-          <w:pPr>
-            <w:pStyle w:val="11"/>
-            <w:tabs>
-              <w:tab w:val="right" w:leader="dot" w:pos="9345"/>
-            </w:tabs>
-            <w:rPr>
-              <w:rFonts w:asciiTheme="minorHAnsi" w:eastAsiaTheme="minorEastAsia" w:hAnsiTheme="minorHAnsi" w:cstheme="minorBidi"/>
-              <w:noProof/>
-              <w:sz w:val="22"/>
-              <w:szCs w:val="22"/>
-            </w:rPr>
-          </w:pPr>
-          <w:hyperlink w:anchor="_Toc225617243" w:history="1">
-            <w:r>
-              <w:rPr>
-                <w:rStyle w:val="ab"/>
-                <w:b/>
-                <w:noProof/>
-              </w:rPr>
-              <w:t>3 Практическая часть</w:t>
-            </w:r>
-            <w:r>
-              <w:rPr>
-                <w:noProof/>
-                <w:webHidden/>
-              </w:rPr>
-              <w:tab/>
-            </w:r>
-            <w:r>
-              <w:rPr>
-                <w:noProof/>
-                <w:webHidden/>
-              </w:rPr>
-              <w:fldChar w:fldCharType="begin"/>
-            </w:r>
-            <w:r>
-              <w:rPr>
-                <w:noProof/>
-                <w:webHidden/>
-              </w:rPr>
-              <w:instrText xml:space="preserve"> PAGEREF _Toc225617243 \h </w:instrText>
+              <w:instrText xml:space="preserve"> PAGEREF _Toc227679671 \h </w:instrText>
             </w:r>
             <w:r>
               <w:rPr>
@@ -2339,7 +2259,7 @@
         </w:p>
         <w:p>
           <w:pPr>
-            <w:pStyle w:val="21"/>
+            <w:pStyle w:val="11"/>
             <w:tabs>
               <w:tab w:val="right" w:leader="dot" w:pos="9345"/>
             </w:tabs>
@@ -2350,7 +2270,80 @@
               <w:szCs w:val="22"/>
             </w:rPr>
           </w:pPr>
-          <w:hyperlink w:anchor="_Toc225617244" w:history="1">
+          <w:hyperlink w:anchor="_Toc227679672" w:history="1">
+            <w:r>
+              <w:rPr>
+                <w:rStyle w:val="ab"/>
+                <w:b/>
+                <w:noProof/>
+              </w:rPr>
+              <w:t>3 Практическая часть</w:t>
+            </w:r>
+            <w:r>
+              <w:rPr>
+                <w:noProof/>
+                <w:webHidden/>
+              </w:rPr>
+              <w:tab/>
+            </w:r>
+            <w:r>
+              <w:rPr>
+                <w:noProof/>
+                <w:webHidden/>
+              </w:rPr>
+              <w:fldChar w:fldCharType="begin"/>
+            </w:r>
+            <w:r>
+              <w:rPr>
+                <w:noProof/>
+                <w:webHidden/>
+              </w:rPr>
+              <w:instrText xml:space="preserve"> PAGEREF _Toc227679672 \h </w:instrText>
+            </w:r>
+            <w:r>
+              <w:rPr>
+                <w:noProof/>
+                <w:webHidden/>
+              </w:rPr>
+            </w:r>
+            <w:r>
+              <w:rPr>
+                <w:noProof/>
+                <w:webHidden/>
+              </w:rPr>
+              <w:fldChar w:fldCharType="separate"/>
+            </w:r>
+            <w:r>
+              <w:rPr>
+                <w:noProof/>
+                <w:webHidden/>
+              </w:rPr>
+              <w:t>26</w:t>
+            </w:r>
+            <w:r>
+              <w:rPr>
+                <w:noProof/>
+                <w:webHidden/>
+              </w:rPr>
+              <w:fldChar w:fldCharType="end"/>
+            </w:r>
+          </w:hyperlink>
+        </w:p>
+        <w:p>
+          <w:pPr>
+            <w:pStyle w:val="21"/>
+            <w:tabs>
+              <w:tab w:val="right" w:leader="dot" w:pos="9345"/>
+            </w:tabs>
+            <w:ind w:left="989" w:firstLine="0"/>
+            <w:rPr>
+              <w:rFonts w:asciiTheme="minorHAnsi" w:eastAsiaTheme="minorEastAsia" w:hAnsiTheme="minorHAnsi" w:cstheme="minorBidi"/>
+              <w:noProof/>
+              <w:sz w:val="22"/>
+              <w:szCs w:val="22"/>
+            </w:rPr>
+          </w:pPr>
+          <w:hyperlink w:anchor="_Toc227679673" w:history="1">
             <w:r>
               <w:rPr>
                 <w:rStyle w:val="ab"/>
@@ -2378,7 +2371,7 @@
                 <w:noProof/>
                 <w:webHidden/>
               </w:rPr>
-              <w:instrText xml:space="preserve"> PAGEREF _Toc225617244 \h </w:instrText>
+              <w:instrText xml:space="preserve"> PAGEREF _Toc227679673 \h </w:instrText>
             </w:r>
             <w:r>
               <w:rPr>
@@ -2398,7 +2391,7 @@
                 <w:noProof/>
                 <w:webHidden/>
               </w:rPr>
-              <w:t>25</w:t>
+              <w:t>26</w:t>
             </w:r>
             <w:r>
               <w:rPr>
@@ -2422,7 +2415,7 @@
               <w:szCs w:val="22"/>
             </w:rPr>
           </w:pPr>
-          <w:hyperlink w:anchor="_Toc225617245" w:history="1">
+          <w:hyperlink w:anchor="_Toc227679674" w:history="1">
             <w:r>
               <w:rPr>
                 <w:rStyle w:val="ab"/>
@@ -2450,7 +2443,7 @@
                 <w:noProof/>
                 <w:webHidden/>
               </w:rPr>
-              <w:instrText xml:space="preserve"> PAGEREF _Toc225617245 \h </w:instrText>
+              <w:instrText xml:space="preserve"> PAGEREF _Toc227679674 \h </w:instrText>
             </w:r>
             <w:r>
               <w:rPr>
@@ -2470,7 +2463,7 @@
                 <w:noProof/>
                 <w:webHidden/>
               </w:rPr>
-              <w:t>28</w:t>
+              <w:t>29</w:t>
             </w:r>
             <w:r>
               <w:rPr>
@@ -2494,7 +2487,7 @@
               <w:szCs w:val="22"/>
             </w:rPr>
           </w:pPr>
-          <w:hyperlink w:anchor="_Toc225617246" w:history="1">
+          <w:hyperlink w:anchor="_Toc227679675" w:history="1">
             <w:r>
               <w:rPr>
                 <w:rStyle w:val="ab"/>
@@ -2522,7 +2515,7 @@
                 <w:noProof/>
                 <w:webHidden/>
               </w:rPr>
-              <w:instrText xml:space="preserve"> PAGEREF _Toc225617246 \h </w:instrText>
+              <w:instrText xml:space="preserve"> PAGEREF _Toc227679675 \h </w:instrText>
             </w:r>
             <w:r>
               <w:rPr>
@@ -2542,7 +2535,7 @@
                 <w:noProof/>
                 <w:webHidden/>
               </w:rPr>
-              <w:t>32</w:t>
+              <w:t>33</w:t>
             </w:r>
             <w:r>
               <w:rPr>
@@ -2566,7 +2559,7 @@
               <w:szCs w:val="22"/>
             </w:rPr>
           </w:pPr>
-          <w:hyperlink w:anchor="_Toc225617247" w:history="1">
+          <w:hyperlink w:anchor="_Toc227679676" w:history="1">
             <w:r>
               <w:rPr>
                 <w:rStyle w:val="ab"/>
@@ -2594,7 +2587,7 @@
                 <w:noProof/>
                 <w:webHidden/>
               </w:rPr>
-              <w:instrText xml:space="preserve"> PAGEREF _Toc225617247 \h </w:instrText>
+              <w:instrText xml:space="preserve"> PAGEREF _Toc227679676 \h </w:instrText>
             </w:r>
             <w:r>
               <w:rPr>
@@ -2614,7 +2607,7 @@
                 <w:noProof/>
                 <w:webHidden/>
               </w:rPr>
-              <w:t>35</w:t>
+              <w:t>36</w:t>
             </w:r>
             <w:r>
               <w:rPr>
@@ -2638,7 +2631,7 @@
               <w:szCs w:val="22"/>
             </w:rPr>
           </w:pPr>
-          <w:hyperlink w:anchor="_Toc225617248" w:history="1">
+          <w:hyperlink w:anchor="_Toc227679677" w:history="1">
             <w:r>
               <w:rPr>
                 <w:rStyle w:val="ab"/>
@@ -2667,7 +2660,7 @@
                 <w:noProof/>
                 <w:webHidden/>
               </w:rPr>
-              <w:instrText xml:space="preserve"> PAGEREF _Toc225617248 \h </w:instrText>
+              <w:instrText xml:space="preserve"> PAGEREF _Toc227679677 \h </w:instrText>
             </w:r>
             <w:r>
               <w:rPr>
@@ -2687,7 +2680,7 @@
                 <w:noProof/>
                 <w:webHidden/>
               </w:rPr>
-              <w:t>39</w:t>
+              <w:t>40</w:t>
             </w:r>
             <w:r>
               <w:rPr>
@@ -2711,7 +2704,7 @@
               <w:szCs w:val="22"/>
             </w:rPr>
           </w:pPr>
-          <w:hyperlink w:anchor="_Toc225617249" w:history="1">
+          <w:hyperlink w:anchor="_Toc227679678" w:history="1">
             <w:r>
               <w:rPr>
                 <w:rStyle w:val="ab"/>
@@ -2739,7 +2732,7 @@
                 <w:noProof/>
                 <w:webHidden/>
               </w:rPr>
-              <w:instrText xml:space="preserve"> PAGEREF _Toc225617249 \h </w:instrText>
+              <w:instrText xml:space="preserve"> PAGEREF _Toc227679678 \h </w:instrText>
             </w:r>
             <w:r>
               <w:rPr>
@@ -2759,7 +2752,7 @@
                 <w:noProof/>
                 <w:webHidden/>
               </w:rPr>
-              <w:t>43</w:t>
+              <w:t>44</w:t>
             </w:r>
             <w:r>
               <w:rPr>
@@ -2783,7 +2776,7 @@
               <w:szCs w:val="22"/>
             </w:rPr>
           </w:pPr>
-          <w:hyperlink w:anchor="_Toc225617250" w:history="1">
+          <w:hyperlink w:anchor="_Toc227679679" w:history="1">
             <w:r>
               <w:rPr>
                 <w:rStyle w:val="ab"/>
@@ -2811,7 +2804,7 @@
                 <w:noProof/>
                 <w:webHidden/>
               </w:rPr>
-              <w:instrText xml:space="preserve"> PAGEREF _Toc225617250 \h </w:instrText>
+              <w:instrText xml:space="preserve"> PAGEREF _Toc227679679 \h </w:instrText>
             </w:r>
             <w:r>
               <w:rPr>
@@ -2831,7 +2824,7 @@
                 <w:noProof/>
                 <w:webHidden/>
               </w:rPr>
-              <w:t>45</w:t>
+              <w:t>46</w:t>
             </w:r>
             <w:r>
               <w:rPr>
@@ -2855,7 +2848,7 @@
               <w:szCs w:val="22"/>
             </w:rPr>
           </w:pPr>
-          <w:hyperlink w:anchor="_Toc225617251" w:history="1">
+          <w:hyperlink w:anchor="_Toc227679680" w:history="1">
             <w:r>
               <w:rPr>
                 <w:rStyle w:val="ab"/>
@@ -2883,7 +2876,7 @@
                 <w:noProof/>
                 <w:webHidden/>
               </w:rPr>
-              <w:instrText xml:space="preserve"> PAGEREF _Toc225617251 \h </w:instrText>
+              <w:instrText xml:space="preserve"> PAGEREF _Toc227679680 \h </w:instrText>
             </w:r>
             <w:r>
               <w:rPr>
@@ -2903,7 +2896,7 @@
                 <w:noProof/>
                 <w:webHidden/>
               </w:rPr>
-              <w:t>47</w:t>
+              <w:t>48</w:t>
             </w:r>
             <w:r>
               <w:rPr>
@@ -2927,14 +2920,31 @@
               <w:szCs w:val="22"/>
             </w:rPr>
           </w:pPr>
-          <w:hyperlink w:anchor="_Toc225617252" w:history="1">
+          <w:hyperlink w:anchor="_Toc227679681" w:history="1">
             <w:r>
               <w:rPr>
                 <w:rStyle w:val="ab"/>
                 <w:b/>
                 <w:noProof/>
               </w:rPr>
-              <w:t>Приложение Б</w:t>
+              <w:t>ПРИЛОЖЕНИЕ</w:t>
+            </w:r>
+            <w:r>
+              <w:rPr>
+                <w:rStyle w:val="ab"/>
+                <w:b/>
+                <w:noProof/>
+                <w:lang w:val="en-US"/>
+              </w:rPr>
+              <w:t xml:space="preserve"> </w:t>
+            </w:r>
+            <w:r>
+              <w:rPr>
+                <w:rStyle w:val="ab"/>
+                <w:b/>
+                <w:noProof/>
+              </w:rPr>
+              <w:t>Б</w:t>
             </w:r>
             <w:r>
               <w:rPr>
@@ -2955,7 +2965,7 @@
                 <w:noProof/>
                 <w:webHidden/>
               </w:rPr>
-              <w:instrText xml:space="preserve"> PAGEREF _Toc225617252 \h </w:instrText>
+              <w:instrText xml:space="preserve"> PAGEREF _Toc227679681 \h </w:instrText>
             </w:r>
             <w:r>
               <w:rPr>
@@ -2975,7 +2985,7 @@
                 <w:noProof/>
                 <w:webHidden/>
               </w:rPr>
-              <w:t>52</w:t>
+              <w:t>53</w:t>
             </w:r>
             <w:r>
               <w:rPr>
@@ -2987,15 +2997,6 @@
           </w:hyperlink>
         </w:p>
         <w:p>
-          <w:pPr>
-            <w:sectPr>
-              <w:pgSz w:w="11906" w:h="16838"/>
-              <w:pgMar w:top="1134" w:right="850" w:bottom="1134" w:left="1701" w:header="708" w:footer="708" w:gutter="0"/>
-              <w:cols w:space="708"/>
-              <w:titlePg/>
-              <w:docGrid w:linePitch="381"/>
-            </w:sectPr>
-          </w:pPr>
           <w:r>
             <w:rPr>
               <w:b/>
@@ -3004,6 +3005,8 @@
             <w:fldChar w:fldCharType="end"/>
           </w:r>
         </w:p>
+        <w:bookmarkStart w:id="1" w:name="_GoBack" w:displacedByCustomXml="next"/>
+        <w:bookmarkEnd w:id="1" w:displacedByCustomXml="next"/>
       </w:sdtContent>
     </w:sdt>
     <w:p>
@@ -3019,7 +3022,7 @@
           <w:szCs w:val="28"/>
         </w:rPr>
       </w:pPr>
-      <w:bookmarkStart w:id="1" w:name="_Toc225617233"/>
+      <w:bookmarkStart w:id="2" w:name="_Toc227679662"/>
       <w:r>
         <w:rPr>
           <w:rFonts w:ascii="Times New Roman" w:hAnsi="Times New Roman" w:cs="Times New Roman"/>
@@ -3029,9 +3032,8 @@
           <w:szCs w:val="28"/>
         </w:rPr>
         <w:lastRenderedPageBreak/>
-        <w:t>ВВЕДЕНИ</w:t>
-      </w:r>
-      <w:bookmarkEnd w:id="0"/>
+        <w:t>В</w:t>
+      </w:r>
       <w:r>
         <w:rPr>
           <w:rFonts w:ascii="Times New Roman" w:hAnsi="Times New Roman" w:cs="Times New Roman"/>
@@ -3040,243 +3042,9 @@
           <w:sz w:val="28"/>
           <w:szCs w:val="28"/>
         </w:rPr>
-        <w:t>Е</w:t>
-      </w:r>
-      <w:bookmarkEnd w:id="1"/>
-    </w:p>
-    <w:p>
-      <w:pPr>
-        <w:spacing w:after="160" w:line="259" w:lineRule="auto"/>
-        <w:ind w:firstLine="0"/>
-        <w:jc w:val="left"/>
-      </w:pPr>
-      <w:r>
-        <w:t>В современном мире автомобильный транспорт играет ключевую роль в жизни общества, однако с ростом количества транспортных средств остро встаёт проблема безопасности дорожного движения. Превышение скорости является одной из главных причин дорожно-транспортных происшествий, поэтому создание систем, помогающих водителю контролировать скоростной режим, становится актуальной задачей. Электронные ограничители скорости активно внедряются в автомобили, позволяя повысить безопасность и снизить нагрузку на водителя.</w:t>
-      </w:r>
-    </w:p>
-    <w:p>
-      <w:pPr>
-        <w:spacing w:after="160" w:line="259" w:lineRule="auto"/>
-        <w:ind w:firstLine="0"/>
-        <w:jc w:val="left"/>
-      </w:pPr>
-      <w:r>
-        <w:t xml:space="preserve">Целью данной курсовой работы является разработка и создание модели системы ограничения скорости автомобиля на базе микроконтроллера </w:t>
-      </w:r>
-      <w:proofErr w:type="spellStart"/>
-      <w:r>
-        <w:t>Arduino</w:t>
-      </w:r>
-      <w:proofErr w:type="spellEnd"/>
-      <w:r>
-        <w:t xml:space="preserve"> </w:t>
-      </w:r>
-      <w:proofErr w:type="spellStart"/>
-      <w:r>
-        <w:t>Uno</w:t>
-      </w:r>
-      <w:proofErr w:type="spellEnd"/>
-      <w:r>
-        <w:t>. Для достижения поставленной цели необходимо решить следующие задачи:</w:t>
-      </w:r>
-    </w:p>
-    <w:p>
-      <w:pPr>
-        <w:spacing w:after="160" w:line="259" w:lineRule="auto"/>
-        <w:ind w:firstLine="0"/>
-        <w:jc w:val="left"/>
-      </w:pPr>
-      <w:r>
-        <w:t xml:space="preserve">изучить принципы работы инкрементального </w:t>
-      </w:r>
-      <w:proofErr w:type="spellStart"/>
-      <w:r>
-        <w:t>энкодера</w:t>
-      </w:r>
-      <w:proofErr w:type="spellEnd"/>
-      <w:r>
-        <w:t xml:space="preserve"> как датчика скорости;</w:t>
-      </w:r>
-    </w:p>
-    <w:p>
-      <w:pPr>
-        <w:spacing w:after="160" w:line="259" w:lineRule="auto"/>
-        <w:ind w:firstLine="0"/>
-        <w:jc w:val="left"/>
-      </w:pPr>
-      <w:r>
-        <w:t>разработать алгоритм ограничения скорости с возможностью установки предела пользователем;</w:t>
-      </w:r>
-    </w:p>
-    <w:p>
-      <w:pPr>
-        <w:spacing w:after="160" w:line="259" w:lineRule="auto"/>
-        <w:ind w:firstLine="0"/>
-        <w:jc w:val="left"/>
-      </w:pPr>
-      <w:r>
-        <w:t>реализовать программу для микроконтроллера, обеспечивающую измерение скорости, сравнение с заданным лимитом и индикацию превышения;</w:t>
-      </w:r>
-    </w:p>
-    <w:p>
-      <w:pPr>
-        <w:spacing w:after="160" w:line="259" w:lineRule="auto"/>
-        <w:ind w:firstLine="0"/>
-        <w:jc w:val="left"/>
-      </w:pPr>
-      <w:r>
-        <w:t xml:space="preserve">создать визуальный интерфейс на языке </w:t>
-      </w:r>
-      <w:proofErr w:type="spellStart"/>
-      <w:r>
-        <w:t>Python</w:t>
-      </w:r>
-      <w:proofErr w:type="spellEnd"/>
-      <w:r>
-        <w:t xml:space="preserve"> для отображения текущей скорости, установленного лимита и имитации работы тахометра;</w:t>
-      </w:r>
-    </w:p>
-    <w:p>
-      <w:pPr>
-        <w:spacing w:after="160" w:line="259" w:lineRule="auto"/>
-        <w:ind w:firstLine="0"/>
-        <w:jc w:val="left"/>
-      </w:pPr>
-      <w:r>
-        <w:t>провести тестирование разработанной системы и проанализировать её функционирование.</w:t>
-      </w:r>
-    </w:p>
-    <w:p>
-      <w:pPr>
-        <w:spacing w:after="160" w:line="259" w:lineRule="auto"/>
-        <w:ind w:firstLine="0"/>
-        <w:jc w:val="left"/>
-      </w:pPr>
-      <w:r>
-        <w:t>В работе используется доступная элементная база (</w:t>
-      </w:r>
-      <w:proofErr w:type="spellStart"/>
-      <w:r>
-        <w:t>Arduino</w:t>
-      </w:r>
-      <w:proofErr w:type="spellEnd"/>
-      <w:r>
-        <w:t xml:space="preserve"> </w:t>
-      </w:r>
-      <w:proofErr w:type="spellStart"/>
-      <w:r>
-        <w:t>Uno</w:t>
-      </w:r>
-      <w:proofErr w:type="spellEnd"/>
-      <w:r>
-        <w:t xml:space="preserve">, </w:t>
-      </w:r>
-      <w:proofErr w:type="spellStart"/>
-      <w:r>
-        <w:t>энкодер</w:t>
-      </w:r>
-      <w:proofErr w:type="spellEnd"/>
-      <w:r>
-        <w:t xml:space="preserve">, кнопка, светодиод, макетная плата), что позволяет наглядно продемонстрировать работу алгоритма ограничения скорости. Дополнительное </w:t>
-      </w:r>
-      <w:proofErr w:type="spellStart"/>
-      <w:r>
-        <w:t>Python</w:t>
-      </w:r>
-      <w:proofErr w:type="spellEnd"/>
-      <w:r>
-        <w:t>-приложение обеспечивает удобную визуализацию и имитирует приборную панель автомобиля.</w:t>
-      </w:r>
-    </w:p>
-    <w:p>
-      <w:pPr>
-        <w:spacing w:after="160" w:line="259" w:lineRule="auto"/>
-        <w:ind w:firstLine="0"/>
-        <w:jc w:val="left"/>
-      </w:pPr>
-      <w:r>
-        <w:br w:type="page"/>
-      </w:r>
-    </w:p>
-    <w:p>
-      <w:pPr>
-        <w:pStyle w:val="1"/>
-        <w:jc w:val="center"/>
-        <w:rPr>
-          <w:rFonts w:ascii="Times New Roman" w:hAnsi="Times New Roman" w:cs="Times New Roman"/>
-          <w:b/>
-          <w:bCs/>
-          <w:color w:val="auto"/>
-        </w:rPr>
-      </w:pPr>
-      <w:bookmarkStart w:id="2" w:name="_Toc196386298"/>
-      <w:bookmarkStart w:id="3" w:name="_Toc225617234"/>
-      <w:r>
-        <w:rPr>
-          <w:rFonts w:ascii="Times New Roman" w:hAnsi="Times New Roman" w:cs="Times New Roman"/>
-          <w:b/>
-          <w:bCs/>
-          <w:color w:val="auto"/>
-        </w:rPr>
-        <w:lastRenderedPageBreak/>
-        <w:t>1</w:t>
-      </w:r>
-      <w:r>
-        <w:rPr>
-          <w:rFonts w:ascii="Times New Roman" w:hAnsi="Times New Roman" w:cs="Times New Roman"/>
-          <w:b/>
-          <w:bCs/>
-          <w:color w:val="auto"/>
-        </w:rPr>
-        <w:t xml:space="preserve"> </w:t>
-      </w:r>
-      <w:r>
-        <w:rPr>
-          <w:rFonts w:ascii="Times New Roman" w:hAnsi="Times New Roman" w:cs="Times New Roman"/>
-          <w:b/>
-          <w:bCs/>
-          <w:color w:val="auto"/>
-          <w:sz w:val="28"/>
-        </w:rPr>
-        <w:t>Теоретическая</w:t>
-      </w:r>
-      <w:r>
-        <w:rPr>
-          <w:rFonts w:ascii="Times New Roman" w:hAnsi="Times New Roman" w:cs="Times New Roman"/>
-          <w:b/>
-          <w:bCs/>
-          <w:color w:val="auto"/>
-          <w:sz w:val="28"/>
-        </w:rPr>
-        <w:t xml:space="preserve"> </w:t>
-      </w:r>
-      <w:r>
-        <w:rPr>
-          <w:rFonts w:ascii="Times New Roman" w:hAnsi="Times New Roman" w:cs="Times New Roman"/>
-          <w:b/>
-          <w:bCs/>
-          <w:color w:val="auto"/>
-          <w:sz w:val="28"/>
-        </w:rPr>
-        <w:t>часть</w:t>
-      </w:r>
-      <w:bookmarkEnd w:id="2"/>
-      <w:bookmarkEnd w:id="3"/>
-    </w:p>
-    <w:p>
-      <w:pPr>
-        <w:pStyle w:val="2"/>
-        <w:rPr>
-          <w:rFonts w:ascii="Times New Roman" w:hAnsi="Times New Roman" w:cs="Times New Roman"/>
-          <w:b/>
-          <w:bCs/>
-          <w:color w:val="auto"/>
-          <w:sz w:val="28"/>
-          <w:szCs w:val="28"/>
-        </w:rPr>
-      </w:pPr>
-      <w:bookmarkStart w:id="4" w:name="_Toc196386285"/>
-      <w:bookmarkStart w:id="5" w:name="_Toc225617235"/>
+        <w:t>ведени</w:t>
+      </w:r>
+      <w:bookmarkEnd w:id="0"/>
       <w:r>
         <w:rPr>
           <w:rFonts w:ascii="Times New Roman" w:hAnsi="Times New Roman" w:cs="Times New Roman"/>
@@ -3285,8 +3053,396 @@
           <w:sz w:val="28"/>
           <w:szCs w:val="28"/>
         </w:rPr>
-        <w:t>1.</w:t>
-      </w:r>
+        <w:t>е</w:t>
+      </w:r>
+      <w:bookmarkEnd w:id="2"/>
+    </w:p>
+    <w:p>
+      <w:pPr>
+        <w:spacing w:after="160" w:line="259" w:lineRule="auto"/>
+        <w:ind w:firstLine="0"/>
+        <w:jc w:val="left"/>
+      </w:pPr>
+      <w:r>
+        <w:t>В современном мире автомобильный транспорт играет ключевую роль в жизни общества, однако с ростом количества транспортных средств остро встаёт проблема безопасности дорожного движения. Превышение скорости является одной из главных причин дорожно-транспортных происшествий, поэтому создание систем, помогающих водителю контролировать скоростной режим, становится актуальной задачей. Электронные ограничители скорости активно внедряются в автомобили, позволяя повысить безопасность и снизить нагрузку на водителя.</w:t>
+      </w:r>
+    </w:p>
+    <w:p>
+      <w:pPr>
+        <w:spacing w:after="160" w:line="259" w:lineRule="auto"/>
+        <w:ind w:firstLine="0"/>
+        <w:jc w:val="left"/>
+      </w:pPr>
+      <w:r>
+        <w:t xml:space="preserve">Целью данной курсовой работы является разработка и создание модели системы ограничения скорости автомобиля на базе микроконтроллера </w:t>
+      </w:r>
+      <w:proofErr w:type="spellStart"/>
+      <w:r>
+        <w:t>Arduino</w:t>
+      </w:r>
+      <w:proofErr w:type="spellEnd"/>
+      <w:r>
+        <w:t xml:space="preserve"> </w:t>
+      </w:r>
+      <w:proofErr w:type="spellStart"/>
+      <w:r>
+        <w:t>Uno</w:t>
+      </w:r>
+      <w:proofErr w:type="spellEnd"/>
+      <w:r>
+        <w:t>. Для достижения поставленной цели необходимо решить следующие задачи:</w:t>
+      </w:r>
+    </w:p>
+    <w:p>
+      <w:pPr>
+        <w:spacing w:after="160" w:line="259" w:lineRule="auto"/>
+        <w:ind w:firstLine="0"/>
+        <w:jc w:val="left"/>
+      </w:pPr>
+      <w:r>
+        <w:t xml:space="preserve">изучить принципы работы инкрементального </w:t>
+      </w:r>
+      <w:proofErr w:type="spellStart"/>
+      <w:r>
+        <w:t>энкодера</w:t>
+      </w:r>
+      <w:proofErr w:type="spellEnd"/>
+      <w:r>
+        <w:t xml:space="preserve"> как датчика скорости;</w:t>
+      </w:r>
+    </w:p>
+    <w:p>
+      <w:pPr>
+        <w:spacing w:after="160" w:line="259" w:lineRule="auto"/>
+        <w:ind w:firstLine="0"/>
+        <w:jc w:val="left"/>
+      </w:pPr>
+      <w:r>
+        <w:t>разработать алгоритм ограничения скорости с возможностью установки предела пользователем;</w:t>
+      </w:r>
+    </w:p>
+    <w:p>
+      <w:pPr>
+        <w:spacing w:after="160" w:line="259" w:lineRule="auto"/>
+        <w:ind w:firstLine="0"/>
+        <w:jc w:val="left"/>
+      </w:pPr>
+      <w:r>
+        <w:t>реализовать программу для микроконтроллера, обеспечивающую измерение скорости, сравнение с заданным лимитом и индикацию превышения;</w:t>
+      </w:r>
+    </w:p>
+    <w:p>
+      <w:pPr>
+        <w:spacing w:after="160" w:line="259" w:lineRule="auto"/>
+        <w:ind w:firstLine="0"/>
+        <w:jc w:val="left"/>
+      </w:pPr>
+      <w:r>
+        <w:t xml:space="preserve">создать визуальный интерфейс на языке </w:t>
+      </w:r>
+      <w:proofErr w:type="spellStart"/>
+      <w:r>
+        <w:t>Python</w:t>
+      </w:r>
+      <w:proofErr w:type="spellEnd"/>
+      <w:r>
+        <w:t xml:space="preserve"> для отображения текущей скорости, установленного лимита и имитации работы тахометра;</w:t>
+      </w:r>
+    </w:p>
+    <w:p>
+      <w:pPr>
+        <w:spacing w:after="160" w:line="259" w:lineRule="auto"/>
+        <w:ind w:firstLine="0"/>
+        <w:jc w:val="left"/>
+      </w:pPr>
+      <w:r>
+        <w:t>провести тестирование разработанной системы и проанализировать её функционирование.</w:t>
+      </w:r>
+    </w:p>
+    <w:p>
+      <w:pPr>
+        <w:spacing w:after="160" w:line="259" w:lineRule="auto"/>
+        <w:ind w:firstLine="0"/>
+        <w:jc w:val="left"/>
+      </w:pPr>
+      <w:r>
+        <w:t>В работе используется доступная элементная база (</w:t>
+      </w:r>
+      <w:proofErr w:type="spellStart"/>
+      <w:r>
+        <w:t>Arduino</w:t>
+      </w:r>
+      <w:proofErr w:type="spellEnd"/>
+      <w:r>
+        <w:t xml:space="preserve"> </w:t>
+      </w:r>
+      <w:proofErr w:type="spellStart"/>
+      <w:r>
+        <w:t>Uno</w:t>
+      </w:r>
+      <w:proofErr w:type="spellEnd"/>
+      <w:r>
+        <w:t xml:space="preserve">, </w:t>
+      </w:r>
+      <w:proofErr w:type="spellStart"/>
+      <w:r>
+        <w:t>энкодер</w:t>
+      </w:r>
+      <w:proofErr w:type="spellEnd"/>
+      <w:r>
+        <w:t xml:space="preserve">, кнопка, светодиод, макетная плата), что позволяет наглядно продемонстрировать работу алгоритма ограничения скорости. Дополнительное </w:t>
+      </w:r>
+      <w:proofErr w:type="spellStart"/>
+      <w:r>
+        <w:t>Python</w:t>
+      </w:r>
+      <w:proofErr w:type="spellEnd"/>
+      <w:r>
+        <w:t>-приложение обеспечивает удобную визуализацию и имитирует приборную панель автомобиля.</w:t>
+      </w:r>
+    </w:p>
+    <w:p>
+      <w:pPr>
+        <w:spacing w:after="160" w:line="259" w:lineRule="auto"/>
+        <w:ind w:firstLine="0"/>
+        <w:jc w:val="left"/>
+      </w:pPr>
+      <w:r>
+        <w:t>Цель:</w:t>
+      </w:r>
+    </w:p>
+    <w:p>
+      <w:pPr>
+        <w:spacing w:after="160" w:line="259" w:lineRule="auto"/>
+        <w:ind w:firstLine="0"/>
+        <w:jc w:val="left"/>
+      </w:pPr>
+      <w:r>
+        <w:t xml:space="preserve">Целью данной курсовой работы является разработка и практическая реализация модели системы ограничения скорости автомобиля на базе микроконтроллера </w:t>
+      </w:r>
+      <w:proofErr w:type="spellStart"/>
+      <w:r>
+        <w:t>Arduino</w:t>
+      </w:r>
+      <w:proofErr w:type="spellEnd"/>
+      <w:r>
+        <w:t xml:space="preserve"> </w:t>
+      </w:r>
+      <w:proofErr w:type="spellStart"/>
+      <w:r>
+        <w:t>Uno</w:t>
+      </w:r>
+      <w:proofErr w:type="spellEnd"/>
+      <w:r>
+        <w:t>, способной измерять текущую скорость, устанавливать пользователем допустимый предел и визуализировать параметры движения на персональном компьютере.</w:t>
+      </w:r>
+    </w:p>
+    <w:p>
+      <w:pPr>
+        <w:spacing w:after="160" w:line="259" w:lineRule="auto"/>
+        <w:ind w:firstLine="0"/>
+        <w:jc w:val="left"/>
+      </w:pPr>
+      <w:r>
+        <w:br w:type="page"/>
+      </w:r>
+    </w:p>
+    <w:p>
+      <w:pPr>
+        <w:spacing w:after="160" w:line="259" w:lineRule="auto"/>
+        <w:ind w:firstLine="0"/>
+        <w:jc w:val="left"/>
+      </w:pPr>
+      <w:r>
+        <w:lastRenderedPageBreak/>
+        <w:t>Задачи:</w:t>
+      </w:r>
+    </w:p>
+    <w:p>
+      <w:pPr>
+        <w:pStyle w:val="a3"/>
+        <w:numPr>
+          <w:ilvl w:val="0"/>
+          <w:numId w:val="51"/>
+        </w:numPr>
+        <w:spacing w:after="160" w:line="259" w:lineRule="auto"/>
+        <w:jc w:val="left"/>
+      </w:pPr>
+      <w:r>
+        <w:t xml:space="preserve">Разработать электрическую схему подключения </w:t>
+      </w:r>
+      <w:proofErr w:type="spellStart"/>
+      <w:r>
+        <w:t>энкодера</w:t>
+      </w:r>
+      <w:proofErr w:type="spellEnd"/>
+      <w:r>
+        <w:t xml:space="preserve">, кнопки управления и светодиодного индикатора к плате </w:t>
+      </w:r>
+      <w:proofErr w:type="spellStart"/>
+      <w:r>
+        <w:t>Arduino</w:t>
+      </w:r>
+      <w:proofErr w:type="spellEnd"/>
+      <w:r>
+        <w:t xml:space="preserve"> </w:t>
+      </w:r>
+      <w:proofErr w:type="spellStart"/>
+      <w:r>
+        <w:t>Uno</w:t>
+      </w:r>
+      <w:proofErr w:type="spellEnd"/>
+      <w:r>
+        <w:t>, обеспечивающую корректный ввод данных и индикацию состояния системы.</w:t>
+      </w:r>
+    </w:p>
+    <w:p>
+      <w:pPr>
+        <w:pStyle w:val="a3"/>
+        <w:numPr>
+          <w:ilvl w:val="0"/>
+          <w:numId w:val="51"/>
+        </w:numPr>
+        <w:spacing w:after="160" w:line="259" w:lineRule="auto"/>
+        <w:jc w:val="left"/>
+      </w:pPr>
+      <w:r>
+        <w:t>Разработать алгоритм работы ограничителя скорости, включающий измерение текущей скорости, установку предела пользователем, автоматическое ограничение разгона при достижении лимита и визуальную сигнализацию превышения.</w:t>
+      </w:r>
+    </w:p>
+    <w:p>
+      <w:pPr>
+        <w:pStyle w:val="a3"/>
+        <w:numPr>
+          <w:ilvl w:val="0"/>
+          <w:numId w:val="51"/>
+        </w:numPr>
+        <w:spacing w:after="160" w:line="259" w:lineRule="auto"/>
+        <w:jc w:val="left"/>
+      </w:pPr>
+      <w:r>
+        <w:t xml:space="preserve">Написать программный код для микроконтроллера, реализующий обработку сигналов </w:t>
+      </w:r>
+      <w:proofErr w:type="spellStart"/>
+      <w:r>
+        <w:t>энкодера</w:t>
+      </w:r>
+      <w:proofErr w:type="spellEnd"/>
+      <w:r>
+        <w:t xml:space="preserve"> с использованием прерываний, логику ограничения скорости, управление индикацией и передачу данных на компьютер.</w:t>
+      </w:r>
+    </w:p>
+    <w:p>
+      <w:pPr>
+        <w:pStyle w:val="a3"/>
+        <w:numPr>
+          <w:ilvl w:val="0"/>
+          <w:numId w:val="51"/>
+        </w:numPr>
+        <w:spacing w:after="160" w:line="259" w:lineRule="auto"/>
+        <w:jc w:val="left"/>
+      </w:pPr>
+      <w:r>
+        <w:t xml:space="preserve">Создать приложение для визуализации на языке </w:t>
+      </w:r>
+      <w:proofErr w:type="spellStart"/>
+      <w:r>
+        <w:t>Python</w:t>
+      </w:r>
+      <w:proofErr w:type="spellEnd"/>
+      <w:r>
+        <w:t xml:space="preserve"> с графическим интерфейсом, отображающим текущую скорость, установленный лимит и имитацию работы тахометра, после чего провести тестирование и анализ работы системы.</w:t>
+      </w:r>
+    </w:p>
+    <w:p>
+      <w:pPr>
+        <w:spacing w:after="160" w:line="259" w:lineRule="auto"/>
+        <w:ind w:firstLine="0"/>
+        <w:jc w:val="left"/>
+      </w:pPr>
+      <w:r>
+        <w:br w:type="page"/>
+      </w:r>
+    </w:p>
+    <w:p>
+      <w:pPr>
+        <w:pStyle w:val="1"/>
+        <w:jc w:val="center"/>
+        <w:rPr>
+          <w:rFonts w:ascii="Times New Roman" w:hAnsi="Times New Roman" w:cs="Times New Roman"/>
+          <w:b/>
+          <w:bCs/>
+          <w:color w:val="auto"/>
+        </w:rPr>
+      </w:pPr>
+      <w:bookmarkStart w:id="3" w:name="_Toc196386298"/>
+      <w:bookmarkStart w:id="4" w:name="_Toc227679663"/>
+      <w:r>
+        <w:rPr>
+          <w:rFonts w:ascii="Times New Roman" w:hAnsi="Times New Roman" w:cs="Times New Roman"/>
+          <w:b/>
+          <w:bCs/>
+          <w:color w:val="auto"/>
+        </w:rPr>
+        <w:lastRenderedPageBreak/>
+        <w:t>1</w:t>
+      </w:r>
+      <w:r>
+        <w:rPr>
+          <w:rFonts w:ascii="Times New Roman" w:hAnsi="Times New Roman" w:cs="Times New Roman"/>
+          <w:b/>
+          <w:bCs/>
+          <w:color w:val="auto"/>
+        </w:rPr>
+        <w:t xml:space="preserve"> </w:t>
+      </w:r>
+      <w:r>
+        <w:rPr>
+          <w:rFonts w:ascii="Times New Roman" w:hAnsi="Times New Roman" w:cs="Times New Roman"/>
+          <w:b/>
+          <w:bCs/>
+          <w:color w:val="auto"/>
+          <w:sz w:val="28"/>
+        </w:rPr>
+        <w:t>Теоретическая</w:t>
+      </w:r>
+      <w:r>
+        <w:rPr>
+          <w:rFonts w:ascii="Times New Roman" w:hAnsi="Times New Roman" w:cs="Times New Roman"/>
+          <w:b/>
+          <w:bCs/>
+          <w:color w:val="auto"/>
+          <w:sz w:val="28"/>
+        </w:rPr>
+        <w:t xml:space="preserve"> </w:t>
+      </w:r>
+      <w:r>
+        <w:rPr>
+          <w:rFonts w:ascii="Times New Roman" w:hAnsi="Times New Roman" w:cs="Times New Roman"/>
+          <w:b/>
+          <w:bCs/>
+          <w:color w:val="auto"/>
+          <w:sz w:val="28"/>
+        </w:rPr>
+        <w:t>часть</w:t>
+      </w:r>
+      <w:bookmarkEnd w:id="3"/>
+      <w:bookmarkEnd w:id="4"/>
+    </w:p>
+    <w:p>
+      <w:pPr>
+        <w:pStyle w:val="2"/>
+        <w:rPr>
+          <w:rFonts w:ascii="Times New Roman" w:hAnsi="Times New Roman" w:cs="Times New Roman"/>
+          <w:b/>
+          <w:bCs/>
+          <w:color w:val="auto"/>
+          <w:sz w:val="28"/>
+          <w:szCs w:val="28"/>
+        </w:rPr>
+      </w:pPr>
+      <w:bookmarkStart w:id="5" w:name="_Toc196386285"/>
+      <w:bookmarkStart w:id="6" w:name="_Toc227679664"/>
       <w:r>
         <w:rPr>
           <w:rFonts w:ascii="Times New Roman" w:hAnsi="Times New Roman" w:cs="Times New Roman"/>
@@ -3295,7 +3451,7 @@
           <w:sz w:val="28"/>
           <w:szCs w:val="28"/>
         </w:rPr>
-        <w:t>1</w:t>
+        <w:t>1.</w:t>
       </w:r>
       <w:r>
         <w:rPr>
@@ -3305,133 +3461,9 @@
           <w:sz w:val="28"/>
           <w:szCs w:val="28"/>
         </w:rPr>
-        <w:t xml:space="preserve"> </w:t>
-      </w:r>
-      <w:bookmarkEnd w:id="4"/>
-      <w:r>
-        <w:rPr>
-          <w:rFonts w:ascii="Times New Roman" w:hAnsi="Times New Roman" w:cs="Times New Roman"/>
-          <w:b/>
-          <w:bCs/>
-          <w:color w:val="auto"/>
-          <w:sz w:val="28"/>
-          <w:szCs w:val="28"/>
-        </w:rPr>
-        <w:t>Актуальность темы</w:t>
-      </w:r>
-      <w:bookmarkEnd w:id="5"/>
-    </w:p>
-    <w:p>
-      <w:pPr>
-        <w:spacing w:after="160" w:line="259" w:lineRule="auto"/>
-        <w:ind w:firstLine="0"/>
-      </w:pPr>
-      <w:r>
-        <w:t>Ежегодно в мире в результате дорожно-транспортных происшествий погибает более миллиона человек, причём превышение установленной скорости является одним из ключевых факторов аварийности. Согласно статистике Всемирной организации здравоохранения, увеличение средней скорости движения на 1% приводит к росту числа ДТП с летальным исходом на 4–5%. В связи с этим во многих странах ужесточаются требования к оснащению автомобилей системами активной безопасности, включая ограничители скорости.</w:t>
-      </w:r>
-    </w:p>
-    <w:p>
-      <w:pPr>
-        <w:spacing w:after="160" w:line="259" w:lineRule="auto"/>
-        <w:ind w:firstLine="0"/>
-      </w:pPr>
-      <w:r>
-        <w:t>Современные автомобили всё чаще оснащаются интеллектуальными системами помощи водителю, одной из которых является электронный ограничитель скорости (</w:t>
-      </w:r>
-      <w:proofErr w:type="spellStart"/>
-      <w:r>
-        <w:t>Speed</w:t>
-      </w:r>
-      <w:proofErr w:type="spellEnd"/>
-      <w:r>
-        <w:t xml:space="preserve"> </w:t>
-      </w:r>
-      <w:proofErr w:type="spellStart"/>
-      <w:r>
-        <w:t>Limiter</w:t>
-      </w:r>
-      <w:proofErr w:type="spellEnd"/>
-      <w:r>
-        <w:t>). Такое устройство позволяет водителю заранее задать максимально допустимую скорость, после достижения которой система автоматически снижает подачу топлива, не давая автомобилю разгоняться выше установленного порога. Это особенно полезно при движении в зонах с ограничениями (школы, жилые кварталы, участки с камерами фиксации) и способствует снижению аварийности.</w:t>
-      </w:r>
-    </w:p>
-    <w:p>
-      <w:pPr>
-        <w:spacing w:after="160" w:line="259" w:lineRule="auto"/>
-        <w:ind w:firstLine="0"/>
-      </w:pPr>
-      <w:r>
-        <w:t xml:space="preserve">Разработка подобных систем на базе доступных микроконтроллерных платформ, таких как </w:t>
-      </w:r>
-      <w:proofErr w:type="spellStart"/>
-      <w:r>
-        <w:t>Arduino</w:t>
-      </w:r>
-      <w:proofErr w:type="spellEnd"/>
-      <w:r>
-        <w:t xml:space="preserve">, представляет значительный интерес для инженерного образования. </w:t>
-      </w:r>
-      <w:proofErr w:type="spellStart"/>
-      <w:r>
-        <w:t>Arduino</w:t>
-      </w:r>
-      <w:proofErr w:type="spellEnd"/>
-      <w:r>
-        <w:t xml:space="preserve"> </w:t>
-      </w:r>
-      <w:proofErr w:type="spellStart"/>
-      <w:r>
-        <w:t>Uno</w:t>
-      </w:r>
-      <w:proofErr w:type="spellEnd"/>
-      <w:r>
-        <w:t xml:space="preserve"> обладает достаточной производительностью для решения задач сбора данных с датчиков, обработки сигналов и управления исполнительными устройствами. Использование инкрементального </w:t>
-      </w:r>
-      <w:proofErr w:type="spellStart"/>
-      <w:r>
-        <w:t>энкодера</w:t>
-      </w:r>
-      <w:proofErr w:type="spellEnd"/>
-      <w:r>
-        <w:t xml:space="preserve"> в качестве измерителя скорости позволяет получить высокую точность измерений и отработать принципы работы с прерываниями.</w:t>
-      </w:r>
-    </w:p>
-    <w:p>
-      <w:pPr>
-        <w:spacing w:after="160" w:line="259" w:lineRule="auto"/>
-        <w:ind w:firstLine="0"/>
-      </w:pPr>
-      <w:r>
-        <w:t xml:space="preserve">Кроме того, визуализация данных с помощью языка </w:t>
-      </w:r>
-      <w:proofErr w:type="spellStart"/>
-      <w:r>
-        <w:t>Python</w:t>
-      </w:r>
-      <w:proofErr w:type="spellEnd"/>
-      <w:r>
-        <w:t xml:space="preserve"> даёт возможность создать интуитивно понятный интерфейс, имитирующий приборную панель автомобиля. Такой подход позволяет наглядно продемонстрировать работу системы ограничения скорости и может служить основой для дальнейшего развития проектов в области автомобильной электроники.</w:t>
-      </w:r>
-    </w:p>
-    <w:p>
-      <w:pPr>
-        <w:spacing w:after="160" w:line="259" w:lineRule="auto"/>
-        <w:ind w:firstLine="0"/>
-      </w:pPr>
-      <w:r>
-        <w:t>Таким образом, тема курсовой работы является актуальной с точки зрения повышения безопасности дорожного движения, а также позволяет применить на практике знания в области микроконтроллерной техники, датчиков, программирования и визуализации данных.</w:t>
-      </w:r>
-      <w:r>
-        <w:t xml:space="preserve"> </w:t>
-      </w:r>
-      <w:r>
-        <w:br w:type="page"/>
-      </w:r>
-    </w:p>
-    <w:p>
-      <w:pPr>
-        <w:pStyle w:val="2"/>
-        <w:jc w:val="center"/>
+        <w:t>1</w:t>
+      </w:r>
+      <w:r>
         <w:rPr>
           <w:rFonts w:ascii="Times New Roman" w:hAnsi="Times New Roman" w:cs="Times New Roman"/>
           <w:b/>
@@ -3439,9 +3471,133 @@
           <w:sz w:val="28"/>
           <w:szCs w:val="28"/>
         </w:rPr>
-      </w:pPr>
-      <w:bookmarkStart w:id="6" w:name="_Toc225617236"/>
-      <w:r>
+        <w:t xml:space="preserve"> </w:t>
+      </w:r>
+      <w:bookmarkEnd w:id="5"/>
+      <w:r>
+        <w:rPr>
+          <w:rFonts w:ascii="Times New Roman" w:hAnsi="Times New Roman" w:cs="Times New Roman"/>
+          <w:b/>
+          <w:bCs/>
+          <w:color w:val="auto"/>
+          <w:sz w:val="28"/>
+          <w:szCs w:val="28"/>
+        </w:rPr>
+        <w:t>Актуальность темы</w:t>
+      </w:r>
+      <w:bookmarkEnd w:id="6"/>
+    </w:p>
+    <w:p>
+      <w:pPr>
+        <w:spacing w:after="160" w:line="259" w:lineRule="auto"/>
+        <w:ind w:firstLine="0"/>
+      </w:pPr>
+      <w:r>
+        <w:t>Ежегодно в мире в результате дорожно-транспортных происшествий погибает более миллиона человек, причём превышение установленной скорости является одним из ключевых факторов аварийности. Согласно статистике Всемирной организации здравоохранения, увеличение средней скорости движения на 1% приводит к росту числа ДТП с летальным исходом на 4–5%. В связи с этим во многих странах ужесточаются требования к оснащению автомобилей системами активной безопасности, включая ограничители скорости.</w:t>
+      </w:r>
+    </w:p>
+    <w:p>
+      <w:pPr>
+        <w:spacing w:after="160" w:line="259" w:lineRule="auto"/>
+        <w:ind w:firstLine="0"/>
+      </w:pPr>
+      <w:r>
+        <w:t>Современные автомобили всё чаще оснащаются интеллектуальными системами помощи водителю, одной из которых является электронный ограничитель скорости (</w:t>
+      </w:r>
+      <w:proofErr w:type="spellStart"/>
+      <w:r>
+        <w:t>Speed</w:t>
+      </w:r>
+      <w:proofErr w:type="spellEnd"/>
+      <w:r>
+        <w:t xml:space="preserve"> </w:t>
+      </w:r>
+      <w:proofErr w:type="spellStart"/>
+      <w:r>
+        <w:t>Limiter</w:t>
+      </w:r>
+      <w:proofErr w:type="spellEnd"/>
+      <w:r>
+        <w:t>). Такое устройство позволяет водителю заранее задать максимально допустимую скорость, после достижения которой система автоматически снижает подачу топлива, не давая автомобилю разгоняться выше установленного порога. Это особенно полезно при движении в зонах с ограничениями (школы, жилые кварталы, участки с камерами фиксации) и способствует снижению аварийности.</w:t>
+      </w:r>
+    </w:p>
+    <w:p>
+      <w:pPr>
+        <w:spacing w:after="160" w:line="259" w:lineRule="auto"/>
+        <w:ind w:firstLine="0"/>
+      </w:pPr>
+      <w:r>
+        <w:t xml:space="preserve">Разработка подобных систем на базе доступных микроконтроллерных платформ, таких как </w:t>
+      </w:r>
+      <w:proofErr w:type="spellStart"/>
+      <w:r>
+        <w:t>Arduino</w:t>
+      </w:r>
+      <w:proofErr w:type="spellEnd"/>
+      <w:r>
+        <w:t xml:space="preserve">, представляет значительный интерес для инженерного образования. </w:t>
+      </w:r>
+      <w:proofErr w:type="spellStart"/>
+      <w:r>
+        <w:t>Arduino</w:t>
+      </w:r>
+      <w:proofErr w:type="spellEnd"/>
+      <w:r>
+        <w:t xml:space="preserve"> </w:t>
+      </w:r>
+      <w:proofErr w:type="spellStart"/>
+      <w:r>
+        <w:t>Uno</w:t>
+      </w:r>
+      <w:proofErr w:type="spellEnd"/>
+      <w:r>
+        <w:t xml:space="preserve"> обладает достаточной производительностью для решения задач сбора данных с датчиков, обработки сигналов и управления исполнительными устройствами. Использование инкрементального </w:t>
+      </w:r>
+      <w:proofErr w:type="spellStart"/>
+      <w:r>
+        <w:t>энкодера</w:t>
+      </w:r>
+      <w:proofErr w:type="spellEnd"/>
+      <w:r>
+        <w:t xml:space="preserve"> в качестве измерителя скорости позволяет получить высокую точность измерений и отработать принципы работы с прерываниями.</w:t>
+      </w:r>
+    </w:p>
+    <w:p>
+      <w:pPr>
+        <w:spacing w:after="160" w:line="259" w:lineRule="auto"/>
+        <w:ind w:firstLine="0"/>
+      </w:pPr>
+      <w:r>
+        <w:t xml:space="preserve">Кроме того, визуализация данных с помощью языка </w:t>
+      </w:r>
+      <w:proofErr w:type="spellStart"/>
+      <w:r>
+        <w:t>Python</w:t>
+      </w:r>
+      <w:proofErr w:type="spellEnd"/>
+      <w:r>
+        <w:t xml:space="preserve"> даёт возможность создать интуитивно понятный интерфейс, имитирующий приборную панель автомобиля. Такой подход позволяет наглядно продемонстрировать работу системы ограничения скорости и может служить основой для дальнейшего развития проектов в области автомобильной электроники.</w:t>
+      </w:r>
+    </w:p>
+    <w:p>
+      <w:pPr>
+        <w:spacing w:after="160" w:line="259" w:lineRule="auto"/>
+        <w:ind w:firstLine="0"/>
+      </w:pPr>
+      <w:r>
+        <w:t>Таким образом, тема курсовой работы является актуальной с точки зрения повышения безопасности дорожного движения, а также позволяет применить на практике знания в области микроконтроллерной техники, датчиков, программирования и визуализации данных.</w:t>
+      </w:r>
+      <w:r>
+        <w:t xml:space="preserve"> </w:t>
+      </w:r>
+      <w:r>
+        <w:br w:type="page"/>
+      </w:r>
+    </w:p>
+    <w:p>
+      <w:pPr>
+        <w:pStyle w:val="2"/>
+        <w:jc w:val="center"/>
         <w:rPr>
           <w:rFonts w:ascii="Times New Roman" w:hAnsi="Times New Roman" w:cs="Times New Roman"/>
           <w:b/>
@@ -3449,9 +3605,8 @@
           <w:sz w:val="28"/>
           <w:szCs w:val="28"/>
         </w:rPr>
-        <w:lastRenderedPageBreak/>
-        <w:t xml:space="preserve">1.2 Для чего нужна </w:t>
-      </w:r>
+      </w:pPr>
+      <w:bookmarkStart w:id="7" w:name="_Toc227679665"/>
       <w:r>
         <w:rPr>
           <w:rFonts w:ascii="Times New Roman" w:hAnsi="Times New Roman" w:cs="Times New Roman"/>
@@ -3460,117 +3615,9 @@
           <w:sz w:val="28"/>
           <w:szCs w:val="28"/>
         </w:rPr>
-        <w:t>система ограничения скорости автомобиля на основе микроконтроллера</w:t>
-      </w:r>
-      <w:bookmarkEnd w:id="6"/>
-    </w:p>
-    <w:p>
-      <w:pPr>
-        <w:spacing w:after="160" w:line="259" w:lineRule="auto"/>
-        <w:ind w:firstLine="0"/>
-        <w:jc w:val="left"/>
-      </w:pPr>
-      <w:r>
-        <w:t>Система ограничения скорости на базе микроконтроллера предназначена для автоматического контроля и поддержания установленного водителем максимального порога скорости. Основная цель – повышение безопасности дорожного движения за счёт предотвращения непреднамеренного превышения допустимого скоростного режима. Такое устройство особенно полезно в следующих ситуациях:</w:t>
-      </w:r>
-    </w:p>
-    <w:p>
-      <w:pPr>
-        <w:spacing w:after="160" w:line="259" w:lineRule="auto"/>
-        <w:ind w:firstLine="0"/>
-        <w:jc w:val="left"/>
-      </w:pPr>
-      <w:r>
-        <w:t>движение в зонах с постоянными ограничениями скорости (населённые пункты, участки у школ, ремонтные зоны);</w:t>
-      </w:r>
-    </w:p>
-    <w:p>
-      <w:pPr>
-        <w:spacing w:after="160" w:line="259" w:lineRule="auto"/>
-        <w:ind w:firstLine="0"/>
-        <w:jc w:val="left"/>
-      </w:pPr>
-      <w:r>
-        <w:t>поездки на автомобиле с неопытным водителем, который может случайно превысить разумный предел;</w:t>
-      </w:r>
-    </w:p>
-    <w:p>
-      <w:pPr>
-        <w:spacing w:after="160" w:line="259" w:lineRule="auto"/>
-        <w:ind w:firstLine="0"/>
-        <w:jc w:val="left"/>
-      </w:pPr>
-      <w:r>
-        <w:t>поддержание экономичного стиля вождения (снижение расхода топлива и износа деталей);</w:t>
-      </w:r>
-    </w:p>
-    <w:p>
-      <w:pPr>
-        <w:spacing w:after="160" w:line="259" w:lineRule="auto"/>
-        <w:ind w:firstLine="0"/>
-        <w:jc w:val="left"/>
-      </w:pPr>
-      <w:r>
-        <w:t>обучение и демонстрация принципов автоматического управления в образовательных проектах.</w:t>
-      </w:r>
-    </w:p>
-    <w:p>
-      <w:pPr>
-        <w:spacing w:after="160" w:line="259" w:lineRule="auto"/>
-        <w:ind w:firstLine="0"/>
-        <w:jc w:val="left"/>
-      </w:pPr>
-      <w:r>
-        <w:t xml:space="preserve">Использование микроконтроллера (в данном случае </w:t>
-      </w:r>
-      <w:proofErr w:type="spellStart"/>
-      <w:r>
-        <w:t>Arduino</w:t>
-      </w:r>
-      <w:proofErr w:type="spellEnd"/>
-      <w:r>
-        <w:t xml:space="preserve"> </w:t>
-      </w:r>
-      <w:proofErr w:type="spellStart"/>
-      <w:r>
-        <w:t>Uno</w:t>
-      </w:r>
-      <w:proofErr w:type="spellEnd"/>
-      <w:r>
-        <w:t>) позволяет гибко настраивать алгоритм работы, обрабатывать сигналы от датчика скорости (</w:t>
-      </w:r>
-      <w:proofErr w:type="spellStart"/>
-      <w:r>
-        <w:t>энкодера</w:t>
-      </w:r>
-      <w:proofErr w:type="spellEnd"/>
-      <w:r>
-        <w:t>) и управлять индикацией или исполнительным механизмом. В отличие от механических ограничителей, микроконтроллерная система может быть легко адаптирована под разные условия, а также дополнена интерфейсами для визуализации (например, передача данных на компьютер). Это делает её идеальным учебным прототипом, который демонстрирует связь между измерением физической величины, логическим управлением и обратной связью с пользователем.</w:t>
-      </w:r>
-    </w:p>
-    <w:p>
-      <w:pPr>
-        <w:spacing w:after="160" w:line="259" w:lineRule="auto"/>
-        <w:ind w:firstLine="0"/>
-        <w:jc w:val="left"/>
-      </w:pPr>
-      <w:r>
-        <w:br w:type="page"/>
-      </w:r>
-    </w:p>
-    <w:p>
-      <w:pPr>
-        <w:pStyle w:val="2"/>
-        <w:jc w:val="center"/>
-        <w:rPr>
-          <w:rFonts w:ascii="Times New Roman" w:hAnsi="Times New Roman" w:cs="Times New Roman"/>
-          <w:color w:val="auto"/>
-          <w:sz w:val="28"/>
-          <w:szCs w:val="28"/>
-        </w:rPr>
-      </w:pPr>
-      <w:bookmarkStart w:id="7" w:name="_Toc196386286"/>
-      <w:bookmarkStart w:id="8" w:name="_Toc225617237"/>
+        <w:lastRenderedPageBreak/>
+        <w:t xml:space="preserve">1.2 Для чего нужна </w:t>
+      </w:r>
       <w:r>
         <w:rPr>
           <w:rFonts w:ascii="Times New Roman" w:hAnsi="Times New Roman" w:cs="Times New Roman"/>
@@ -3579,9 +3626,117 @@
           <w:sz w:val="28"/>
           <w:szCs w:val="28"/>
         </w:rPr>
-        <w:lastRenderedPageBreak/>
-        <w:t>1</w:t>
-      </w:r>
+        <w:t>система ограничения скорости автомобиля на основе микроконтроллера</w:t>
+      </w:r>
+      <w:bookmarkEnd w:id="7"/>
+    </w:p>
+    <w:p>
+      <w:pPr>
+        <w:spacing w:after="160" w:line="259" w:lineRule="auto"/>
+        <w:ind w:firstLine="0"/>
+        <w:jc w:val="left"/>
+      </w:pPr>
+      <w:r>
+        <w:t>Система ограничения скорости на базе микроконтроллера предназначена для автоматического контроля и поддержания установленного водителем максимального порога скорости. Основная цель – повышение безопасности дорожного движения за счёт предотвращения непреднамеренного превышения допустимого скоростного режима. Такое устройство особенно полезно в следующих ситуациях:</w:t>
+      </w:r>
+    </w:p>
+    <w:p>
+      <w:pPr>
+        <w:spacing w:after="160" w:line="259" w:lineRule="auto"/>
+        <w:ind w:firstLine="0"/>
+        <w:jc w:val="left"/>
+      </w:pPr>
+      <w:r>
+        <w:t>движение в зонах с постоянными ограничениями скорости (населённые пункты, участки у школ, ремонтные зоны);</w:t>
+      </w:r>
+    </w:p>
+    <w:p>
+      <w:pPr>
+        <w:spacing w:after="160" w:line="259" w:lineRule="auto"/>
+        <w:ind w:firstLine="0"/>
+        <w:jc w:val="left"/>
+      </w:pPr>
+      <w:r>
+        <w:t>поездки на автомобиле с неопытным водителем, который может случайно превысить разумный предел;</w:t>
+      </w:r>
+    </w:p>
+    <w:p>
+      <w:pPr>
+        <w:spacing w:after="160" w:line="259" w:lineRule="auto"/>
+        <w:ind w:firstLine="0"/>
+        <w:jc w:val="left"/>
+      </w:pPr>
+      <w:r>
+        <w:t>поддержание экономичного стиля вождения (снижение расхода топлива и износа деталей);</w:t>
+      </w:r>
+    </w:p>
+    <w:p>
+      <w:pPr>
+        <w:spacing w:after="160" w:line="259" w:lineRule="auto"/>
+        <w:ind w:firstLine="0"/>
+        <w:jc w:val="left"/>
+      </w:pPr>
+      <w:r>
+        <w:t>обучение и демонстрация принципов автоматического управления в образовательных проектах.</w:t>
+      </w:r>
+    </w:p>
+    <w:p>
+      <w:pPr>
+        <w:spacing w:after="160" w:line="259" w:lineRule="auto"/>
+        <w:ind w:firstLine="0"/>
+        <w:jc w:val="left"/>
+      </w:pPr>
+      <w:r>
+        <w:t xml:space="preserve">Использование микроконтроллера (в данном случае </w:t>
+      </w:r>
+      <w:proofErr w:type="spellStart"/>
+      <w:r>
+        <w:t>Arduino</w:t>
+      </w:r>
+      <w:proofErr w:type="spellEnd"/>
+      <w:r>
+        <w:t xml:space="preserve"> </w:t>
+      </w:r>
+      <w:proofErr w:type="spellStart"/>
+      <w:r>
+        <w:t>Uno</w:t>
+      </w:r>
+      <w:proofErr w:type="spellEnd"/>
+      <w:r>
+        <w:t>) позволяет гибко настраивать алгоритм работы, обрабатывать сигналы от датчика скорости (</w:t>
+      </w:r>
+      <w:proofErr w:type="spellStart"/>
+      <w:r>
+        <w:t>энкодера</w:t>
+      </w:r>
+      <w:proofErr w:type="spellEnd"/>
+      <w:r>
+        <w:t>) и управлять индикацией или исполнительным механизмом. В отличие от механических ограничителей, микроконтроллерная система может быть легко адаптирована под разные условия, а также дополнена интерфейсами для визуализации (например, передача данных на компьютер). Это делает её идеальным учебным прототипом, который демонстрирует связь между измерением физической величины, логическим управлением и обратной связью с пользователем.</w:t>
+      </w:r>
+    </w:p>
+    <w:p>
+      <w:pPr>
+        <w:spacing w:after="160" w:line="259" w:lineRule="auto"/>
+        <w:ind w:firstLine="0"/>
+        <w:jc w:val="left"/>
+      </w:pPr>
+      <w:r>
+        <w:br w:type="page"/>
+      </w:r>
+    </w:p>
+    <w:p>
+      <w:pPr>
+        <w:pStyle w:val="2"/>
+        <w:jc w:val="center"/>
+        <w:rPr>
+          <w:rFonts w:ascii="Times New Roman" w:hAnsi="Times New Roman" w:cs="Times New Roman"/>
+          <w:color w:val="auto"/>
+          <w:sz w:val="28"/>
+          <w:szCs w:val="28"/>
+        </w:rPr>
+      </w:pPr>
+      <w:bookmarkStart w:id="8" w:name="_Toc196386286"/>
+      <w:bookmarkStart w:id="9" w:name="_Toc227679666"/>
       <w:r>
         <w:rPr>
           <w:rFonts w:ascii="Times New Roman" w:hAnsi="Times New Roman" w:cs="Times New Roman"/>
@@ -3590,7 +3745,8 @@
           <w:sz w:val="28"/>
           <w:szCs w:val="28"/>
         </w:rPr>
-        <w:t>.</w:t>
+        <w:lastRenderedPageBreak/>
+        <w:t>1</w:t>
       </w:r>
       <w:r>
         <w:rPr>
@@ -3600,7 +3756,7 @@
           <w:sz w:val="28"/>
           <w:szCs w:val="28"/>
         </w:rPr>
-        <w:t>3</w:t>
+        <w:t>.</w:t>
       </w:r>
       <w:r>
         <w:rPr>
@@ -3610,18 +3766,17 @@
           <w:sz w:val="28"/>
           <w:szCs w:val="28"/>
         </w:rPr>
-        <w:t xml:space="preserve"> </w:t>
+        <w:t>3</w:t>
       </w:r>
       <w:r>
         <w:rPr>
           <w:rFonts w:ascii="Times New Roman" w:hAnsi="Times New Roman" w:cs="Times New Roman"/>
           <w:b/>
-          <w:bCs/>
           <w:color w:val="auto"/>
           <w:sz w:val="28"/>
           <w:szCs w:val="28"/>
         </w:rPr>
-        <w:t>Алгоритм</w:t>
+        <w:t xml:space="preserve"> </w:t>
       </w:r>
       <w:r>
         <w:rPr>
@@ -3632,7 +3787,7 @@
           <w:sz w:val="28"/>
           <w:szCs w:val="28"/>
         </w:rPr>
-        <w:t xml:space="preserve"> </w:t>
+        <w:t>Алгоритм</w:t>
       </w:r>
       <w:r>
         <w:rPr>
@@ -3643,7 +3798,7 @@
           <w:sz w:val="28"/>
           <w:szCs w:val="28"/>
         </w:rPr>
-        <w:t>работы</w:t>
+        <w:t xml:space="preserve"> </w:t>
       </w:r>
       <w:r>
         <w:rPr>
@@ -3654,7 +3809,7 @@
           <w:sz w:val="28"/>
           <w:szCs w:val="28"/>
         </w:rPr>
-        <w:t xml:space="preserve"> </w:t>
+        <w:t>работы</w:t>
       </w:r>
       <w:r>
         <w:rPr>
@@ -3665,10 +3820,21 @@
           <w:sz w:val="28"/>
           <w:szCs w:val="28"/>
         </w:rPr>
+        <w:t xml:space="preserve"> </w:t>
+      </w:r>
+      <w:r>
+        <w:rPr>
+          <w:rFonts w:ascii="Times New Roman" w:hAnsi="Times New Roman" w:cs="Times New Roman"/>
+          <w:b/>
+          <w:bCs/>
+          <w:color w:val="auto"/>
+          <w:sz w:val="28"/>
+          <w:szCs w:val="28"/>
+        </w:rPr>
         <w:t>системы</w:t>
       </w:r>
-      <w:bookmarkEnd w:id="7"/>
       <w:bookmarkEnd w:id="8"/>
+      <w:bookmarkEnd w:id="9"/>
     </w:p>
     <w:p>
       <w:pPr>
@@ -4235,8 +4401,8 @@
           <w:szCs w:val="28"/>
         </w:rPr>
       </w:pPr>
-      <w:bookmarkStart w:id="9" w:name="_Toc196386294"/>
-      <w:bookmarkStart w:id="10" w:name="_Toc225617238"/>
+      <w:bookmarkStart w:id="10" w:name="_Toc196386294"/>
+      <w:bookmarkStart w:id="11" w:name="_Toc227679667"/>
       <w:r>
         <w:rPr>
           <w:rFonts w:ascii="Times New Roman" w:hAnsi="Times New Roman" w:cs="Times New Roman"/>
@@ -4338,7 +4504,7 @@
         </w:rPr>
         <w:t xml:space="preserve"> </w:t>
       </w:r>
-      <w:bookmarkEnd w:id="9"/>
+      <w:bookmarkEnd w:id="10"/>
       <w:r>
         <w:rPr>
           <w:rFonts w:ascii="Times New Roman" w:hAnsi="Times New Roman" w:cs="Times New Roman"/>
@@ -4349,7 +4515,7 @@
         </w:rPr>
         <w:t>ограничения скорости</w:t>
       </w:r>
-      <w:bookmarkEnd w:id="10"/>
+      <w:bookmarkEnd w:id="11"/>
     </w:p>
     <w:p>
       <w:pPr>
@@ -4364,8 +4530,8 @@
           <w:szCs w:val="28"/>
         </w:rPr>
       </w:pPr>
-      <w:bookmarkStart w:id="11" w:name="_Toc196386295"/>
-      <w:bookmarkStart w:id="12" w:name="_Toc225617239"/>
+      <w:bookmarkStart w:id="12" w:name="_Toc196386295"/>
+      <w:bookmarkStart w:id="13" w:name="_Toc227679668"/>
       <w:r>
         <w:rPr>
           <w:rFonts w:ascii="Times New Roman" w:hAnsi="Times New Roman" w:cs="Times New Roman"/>
@@ -4396,8 +4562,8 @@
         </w:rPr>
         <w:t>Архитектура</w:t>
       </w:r>
-      <w:bookmarkEnd w:id="11"/>
       <w:bookmarkEnd w:id="12"/>
+      <w:bookmarkEnd w:id="13"/>
     </w:p>
     <w:p>
       <w:pPr>
@@ -6277,8 +6443,8 @@
           <w:szCs w:val="28"/>
         </w:rPr>
       </w:pPr>
-      <w:bookmarkStart w:id="13" w:name="_Toc196386296"/>
-      <w:bookmarkStart w:id="14" w:name="_Toc225617240"/>
+      <w:bookmarkStart w:id="14" w:name="_Toc196386296"/>
+      <w:bookmarkStart w:id="15" w:name="_Toc227679669"/>
       <w:r>
         <w:rPr>
           <w:rFonts w:ascii="Times New Roman" w:hAnsi="Times New Roman" w:cs="Times New Roman"/>
@@ -6391,8 +6557,8 @@
         </w:rPr>
         <w:t>UNO</w:t>
       </w:r>
-      <w:bookmarkEnd w:id="13"/>
       <w:bookmarkEnd w:id="14"/>
+      <w:bookmarkEnd w:id="15"/>
     </w:p>
     <w:p>
       <w:pPr>
@@ -7153,10 +7319,7 @@
       </w:r>
       <w:proofErr w:type="spellEnd"/>
       <w:r>
-        <w:t xml:space="preserve"> IDE. После загрузки программа сохраняется в энергонезависимой памяти микроконтроллера и запускается автоматически при каждом включении питания.</w:t>
-      </w:r>
-      <w:r>
-        <w:t xml:space="preserve"> </w:t>
+        <w:t xml:space="preserve"> IDE. После загрузки программа сохраняется в энергонезависимой памяти микроконтроллера и запускается автоматически при каждом включении питания. </w:t>
       </w:r>
       <w:r>
         <w:br w:type="page"/>
@@ -7174,7 +7337,7 @@
           <w:szCs w:val="28"/>
         </w:rPr>
       </w:pPr>
-      <w:bookmarkStart w:id="15" w:name="_Toc225617241"/>
+      <w:bookmarkStart w:id="16" w:name="_Toc227679670"/>
       <w:r>
         <w:rPr>
           <w:rFonts w:ascii="Times New Roman" w:hAnsi="Times New Roman" w:cs="Times New Roman"/>
@@ -7246,7 +7409,7 @@
         </w:rPr>
         <w:t>компонентов</w:t>
       </w:r>
-      <w:bookmarkEnd w:id="15"/>
+      <w:bookmarkEnd w:id="16"/>
     </w:p>
     <w:p>
       <w:pPr>
@@ -10912,8 +11075,8 @@
           <w:szCs w:val="28"/>
         </w:rPr>
       </w:pPr>
-      <w:bookmarkStart w:id="16" w:name="_Toc196386304"/>
-      <w:bookmarkStart w:id="17" w:name="_Toc225617242"/>
+      <w:bookmarkStart w:id="17" w:name="_Toc196386304"/>
+      <w:bookmarkStart w:id="18" w:name="_Toc227679671"/>
       <w:r>
         <w:rPr>
           <w:rFonts w:ascii="Times New Roman" w:hAnsi="Times New Roman" w:cs="Times New Roman"/>
@@ -10994,8 +11157,8 @@
         </w:rPr>
         <w:t>проекта</w:t>
       </w:r>
-      <w:bookmarkEnd w:id="16"/>
       <w:bookmarkEnd w:id="17"/>
+      <w:bookmarkEnd w:id="18"/>
       <w:r>
         <w:rPr>
           <w:rFonts w:ascii="Times New Roman" w:hAnsi="Times New Roman" w:cs="Times New Roman"/>
@@ -11033,16 +11196,7 @@
         <w:t xml:space="preserve"> </w:t>
       </w:r>
       <w:r>
-        <w:t>систем</w:t>
-      </w:r>
-      <w:r>
-        <w:t>у</w:t>
-      </w:r>
-      <w:r>
-        <w:t xml:space="preserve"> ограничения скорости автомобиля на основе микроконтроллер</w:t>
-      </w:r>
-      <w:r>
-        <w:t xml:space="preserve">а </w:t>
+        <w:t xml:space="preserve">систему ограничения скорости автомобиля на основе микроконтроллера </w:t>
       </w:r>
       <w:r>
         <w:t>включает</w:t>
@@ -11314,7 +11468,6 @@
       <w:r>
         <w:br w:type="page"/>
       </w:r>
-      <w:bookmarkStart w:id="18" w:name="_GoBack"/>
     </w:p>
     <w:p>
       <w:pPr>
@@ -11329,8 +11482,7 @@
         </w:rPr>
       </w:pPr>
       <w:bookmarkStart w:id="19" w:name="_Toc196386302"/>
-      <w:bookmarkStart w:id="20" w:name="_Toc225617243"/>
-      <w:bookmarkEnd w:id="18"/>
+      <w:bookmarkStart w:id="20" w:name="_Toc227679672"/>
       <w:r>
         <w:rPr>
           <w:rFonts w:ascii="Times New Roman" w:hAnsi="Times New Roman" w:cs="Times New Roman"/>
@@ -11396,7 +11548,7 @@
           <w:szCs w:val="28"/>
         </w:rPr>
       </w:pPr>
-      <w:bookmarkStart w:id="21" w:name="_Toc225617244"/>
+      <w:bookmarkStart w:id="21" w:name="_Toc227679673"/>
       <w:r>
         <w:rPr>
           <w:rFonts w:ascii="Times New Roman" w:hAnsi="Times New Roman" w:cs="Times New Roman"/>
@@ -11798,7 +11950,7 @@
           <w:sz w:val="28"/>
         </w:rPr>
       </w:pPr>
-      <w:bookmarkStart w:id="22" w:name="_Toc225617245"/>
+      <w:bookmarkStart w:id="22" w:name="_Toc227679674"/>
       <w:r>
         <w:rPr>
           <w:rFonts w:ascii="Times New Roman" w:hAnsi="Times New Roman" w:cs="Times New Roman"/>
@@ -12340,7 +12492,13 @@
         <w:rPr>
           <w:lang w:val="en-US"/>
         </w:rPr>
-        <w:t xml:space="preserve">ser = </w:t>
+        <w:t>ser</w:t>
+      </w:r>
+      <w:r>
+        <w:rPr>
+          <w:lang w:val="en-US"/>
+        </w:rPr>
+        <w:t xml:space="preserve"> = </w:t>
       </w:r>
       <w:proofErr w:type="spellStart"/>
       <w:proofErr w:type="gramStart"/>
@@ -12348,7 +12506,19 @@
         <w:rPr>
           <w:lang w:val="en-US"/>
         </w:rPr>
-        <w:t>serial.Serial</w:t>
+        <w:t>serial</w:t>
+      </w:r>
+      <w:r>
+        <w:rPr>
+          <w:lang w:val="en-US"/>
+        </w:rPr>
+        <w:t>.</w:t>
+      </w:r>
+      <w:r>
+        <w:rPr>
+          <w:lang w:val="en-US"/>
+        </w:rPr>
+        <w:t>Serial</w:t>
       </w:r>
       <w:proofErr w:type="spellEnd"/>
       <w:proofErr w:type="gramEnd"/>
@@ -12356,7 +12526,31 @@
         <w:rPr>
           <w:lang w:val="en-US"/>
         </w:rPr>
-        <w:t>(port, 9600, timeout=1)</w:t>
+        <w:t>(</w:t>
+      </w:r>
+      <w:r>
+        <w:rPr>
+          <w:lang w:val="en-US"/>
+        </w:rPr>
+        <w:t>port</w:t>
+      </w:r>
+      <w:r>
+        <w:rPr>
+          <w:lang w:val="en-US"/>
+        </w:rPr>
+        <w:t xml:space="preserve">, 9600, </w:t>
+      </w:r>
+      <w:r>
+        <w:rPr>
+          <w:lang w:val="en-US"/>
+        </w:rPr>
+        <w:t>timeout</w:t>
+      </w:r>
+      <w:r>
+        <w:rPr>
+          <w:lang w:val="en-US"/>
+        </w:rPr>
+        <w:t>=1)</w:t>
       </w:r>
     </w:p>
     <w:p>
@@ -12516,7 +12710,13 @@
         <w:rPr>
           <w:lang w:val="en-US"/>
         </w:rPr>
-        <w:t xml:space="preserve">if </w:t>
+        <w:t>if</w:t>
+      </w:r>
+      <w:r>
+        <w:rPr>
+          <w:lang w:val="en-US"/>
+        </w:rPr>
+        <w:t xml:space="preserve"> </w:t>
       </w:r>
       <w:proofErr w:type="spellStart"/>
       <w:proofErr w:type="gramStart"/>
@@ -12524,7 +12724,19 @@
         <w:rPr>
           <w:lang w:val="en-US"/>
         </w:rPr>
-        <w:t>line.startswith</w:t>
+        <w:t>line</w:t>
+      </w:r>
+      <w:r>
+        <w:rPr>
+          <w:lang w:val="en-US"/>
+        </w:rPr>
+        <w:t>.</w:t>
+      </w:r>
+      <w:r>
+        <w:rPr>
+          <w:lang w:val="en-US"/>
+        </w:rPr>
+        <w:t>startswith</w:t>
       </w:r>
       <w:proofErr w:type="spellEnd"/>
       <w:proofErr w:type="gramEnd"/>
@@ -12532,7 +12744,19 @@
         <w:rPr>
           <w:lang w:val="en-US"/>
         </w:rPr>
-        <w:t>("SPEED:"):</w:t>
+        <w:t>("</w:t>
+      </w:r>
+      <w:r>
+        <w:rPr>
+          <w:lang w:val="en-US"/>
+        </w:rPr>
+        <w:t>SPEED</w:t>
+      </w:r>
+      <w:r>
+        <w:rPr>
+          <w:lang w:val="en-US"/>
+        </w:rPr>
+        <w:t>:"):</w:t>
       </w:r>
     </w:p>
     <w:p>
@@ -12546,7 +12770,13 @@
         <w:rPr>
           <w:lang w:val="en-US"/>
         </w:rPr>
-        <w:t xml:space="preserve">    parts = </w:t>
+        <w:t xml:space="preserve">    </w:t>
+      </w:r>
+      <w:r>
+        <w:rPr>
+          <w:lang w:val="en-US"/>
+        </w:rPr>
+        <w:t xml:space="preserve">parts = </w:t>
       </w:r>
       <w:proofErr w:type="spellStart"/>
       <w:proofErr w:type="gramStart"/>
@@ -12947,7 +13177,7 @@
           <w:szCs w:val="28"/>
         </w:rPr>
       </w:pPr>
-      <w:bookmarkStart w:id="24" w:name="_Toc225617246"/>
+      <w:bookmarkStart w:id="24" w:name="_Toc227679675"/>
       <w:r>
         <w:rPr>
           <w:rFonts w:ascii="Times New Roman" w:hAnsi="Times New Roman" w:cs="Times New Roman"/>
@@ -13544,10 +13774,7 @@
         <w:ind w:firstLine="0"/>
       </w:pPr>
       <w:r>
-        <w:t>Перечисленные выше меры позволили создать стабильно работающую систему ограничения скорости, которая корректно измеряет скорость, реагирует на действия пользователя и отображает данные в удобном графическом интерфейсе. Опыт устранения ошибок показал важность тщательной отладки аппаратной и программной частей, а также необходимость применения таких методов, как прерывания, антидребезг, многопоточность и обработка исключений.</w:t>
-      </w:r>
-      <w:r>
-        <w:t xml:space="preserve"> </w:t>
+        <w:t xml:space="preserve">Перечисленные выше меры позволили создать стабильно работающую систему ограничения скорости, которая корректно измеряет скорость, реагирует на действия пользователя и отображает данные в удобном графическом интерфейсе. Опыт устранения ошибок показал важность тщательной отладки аппаратной и программной частей, а также необходимость применения таких методов, как прерывания, антидребезг, многопоточность и обработка исключений. </w:t>
       </w:r>
       <w:r>
         <w:br w:type="page"/>
@@ -13576,7 +13803,7 @@
         <w:lastRenderedPageBreak/>
         <w:t xml:space="preserve"> </w:t>
       </w:r>
-      <w:bookmarkStart w:id="25" w:name="_Toc225617247"/>
+      <w:bookmarkStart w:id="25" w:name="_Toc227679676"/>
       <w:r>
         <w:rPr>
           <w:rFonts w:ascii="Times New Roman" w:hAnsi="Times New Roman" w:cs="Times New Roman"/>
@@ -14777,7 +15004,7 @@
           <w:sz w:val="28"/>
         </w:rPr>
       </w:pPr>
-      <w:bookmarkStart w:id="26" w:name="_Toc225617248"/>
+      <w:bookmarkStart w:id="26" w:name="_Toc227679677"/>
       <w:r>
         <w:rPr>
           <w:rFonts w:ascii="Times New Roman" w:hAnsi="Times New Roman" w:cs="Times New Roman"/>
@@ -15896,10 +16123,7 @@
         <w:jc w:val="left"/>
       </w:pPr>
       <w:r>
-        <w:t>Программный код написан с учётом принципов модульности, что позволяет легко добавлять новые функции (например, звуковую сигнализацию или запись данных в файл).</w:t>
-      </w:r>
-      <w:r>
-        <w:t xml:space="preserve"> </w:t>
+        <w:t xml:space="preserve">Программный код написан с учётом принципов модульности, что позволяет легко добавлять новые функции (например, звуковую сигнализацию или запись данных в файл). </w:t>
       </w:r>
       <w:r>
         <w:br w:type="page"/>
@@ -15918,7 +16142,7 @@
         </w:rPr>
       </w:pPr>
       <w:bookmarkStart w:id="27" w:name="_Toc196386306"/>
-      <w:bookmarkStart w:id="28" w:name="_Toc225617249"/>
+      <w:bookmarkStart w:id="28" w:name="_Toc227679678"/>
       <w:r>
         <w:rPr>
           <w:rFonts w:ascii="Times New Roman" w:hAnsi="Times New Roman" w:cs="Times New Roman"/>
@@ -16280,7 +16504,7 @@
           <w:szCs w:val="28"/>
         </w:rPr>
       </w:pPr>
-      <w:bookmarkStart w:id="29" w:name="_Toc225617250"/>
+      <w:bookmarkStart w:id="29" w:name="_Toc227679679"/>
       <w:r>
         <w:rPr>
           <w:rFonts w:ascii="Times New Roman" w:hAnsi="Times New Roman" w:cs="Times New Roman"/>
@@ -18580,7 +18804,7 @@
         </w:rPr>
       </w:pPr>
       <w:bookmarkStart w:id="30" w:name="_Toc196386309"/>
-      <w:bookmarkStart w:id="31" w:name="_Toc225617251"/>
+      <w:bookmarkStart w:id="31" w:name="_Toc227679680"/>
       <w:r>
         <w:rPr>
           <w:rFonts w:ascii="Times New Roman" w:hAnsi="Times New Roman" w:cs="Times New Roman"/>
@@ -22759,7 +22983,7 @@
           <w:lang w:val="en-US"/>
         </w:rPr>
       </w:pPr>
-      <w:bookmarkStart w:id="32" w:name="_Toc225617252"/>
+      <w:bookmarkStart w:id="32" w:name="_Toc227679681"/>
       <w:r>
         <w:rPr>
           <w:rFonts w:ascii="Times New Roman" w:hAnsi="Times New Roman" w:cs="Times New Roman"/>
@@ -22767,7 +22991,15 @@
           <w:color w:val="000000" w:themeColor="text1"/>
         </w:rPr>
         <w:lastRenderedPageBreak/>
-        <w:t>Приложение</w:t>
+        <w:t>П</w:t>
+      </w:r>
+      <w:r>
+        <w:rPr>
+          <w:rFonts w:ascii="Times New Roman" w:hAnsi="Times New Roman" w:cs="Times New Roman"/>
+          <w:b/>
+          <w:color w:val="000000" w:themeColor="text1"/>
+        </w:rPr>
+        <w:t>РИЛОЖЕНИЕ</w:t>
       </w:r>
       <w:r>
         <w:rPr>
@@ -27591,6 +27823,92 @@
     </w:lvl>
   </w:abstractNum>
   <w:abstractNum w:abstractNumId="5" w15:restartNumberingAfterBreak="0">
+    <w:nsid w:val="0FEB58B1"/>
+    <w:multiLevelType w:val="hybridMultilevel"/>
+    <w:tmpl w:val="A3464A16"/>
+    <w:lvl w:ilvl="0" w:tplc="0419000F">
+      <w:start w:val="1"/>
+      <w:numFmt w:val="decimal"/>
+      <w:lvlText w:val="%1."/>
+      <w:lvlJc w:val="left"/>
+      <w:pPr>
+        <w:ind w:left="720" w:hanging="360"/>
+      </w:pPr>
+    </w:lvl>
+    <w:lvl w:ilvl="1" w:tplc="04190019" w:tentative="1">
+      <w:start w:val="1"/>
+      <w:numFmt w:val="lowerLetter"/>
+      <w:lvlText w:val="%2."/>
+      <w:lvlJc w:val="left"/>
+      <w:pPr>
+        <w:ind w:left="1440" w:hanging="360"/>
+      </w:pPr>
+    </w:lvl>
+    <w:lvl w:ilvl="2" w:tplc="0419001B" w:tentative="1">
+      <w:start w:val="1"/>
+      <w:numFmt w:val="lowerRoman"/>
+      <w:lvlText w:val="%3."/>
+      <w:lvlJc w:val="right"/>
+      <w:pPr>
+        <w:ind w:left="2160" w:hanging="180"/>
+      </w:pPr>
+    </w:lvl>
+    <w:lvl w:ilvl="3" w:tplc="0419000F" w:tentative="1">
+      <w:start w:val="1"/>
+      <w:numFmt w:val="decimal"/>
+      <w:lvlText w:val="%4."/>
+      <w:lvlJc w:val="left"/>
+      <w:pPr>
+        <w:ind w:left="2880" w:hanging="360"/>
+      </w:pPr>
+    </w:lvl>
+    <w:lvl w:ilvl="4" w:tplc="04190019" w:tentative="1">
+      <w:start w:val="1"/>
+      <w:numFmt w:val="lowerLetter"/>
+      <w:lvlText w:val="%5."/>
+      <w:lvlJc w:val="left"/>
+      <w:pPr>
+        <w:ind w:left="3600" w:hanging="360"/>
+      </w:pPr>
+    </w:lvl>
+    <w:lvl w:ilvl="5" w:tplc="0419001B" w:tentative="1">
+      <w:start w:val="1"/>
+      <w:numFmt w:val="lowerRoman"/>
+      <w:lvlText w:val="%6."/>
+      <w:lvlJc w:val="right"/>
+      <w:pPr>
+        <w:ind w:left="4320" w:hanging="180"/>
+      </w:pPr>
+    </w:lvl>
+    <w:lvl w:ilvl="6" w:tplc="0419000F" w:tentative="1">
+      <w:start w:val="1"/>
+      <w:numFmt w:val="decimal"/>
+      <w:lvlText w:val="%7."/>
+      <w:lvlJc w:val="left"/>
+      <w:pPr>
+        <w:ind w:left="5040" w:hanging="360"/>
+      </w:pPr>
+    </w:lvl>
+    <w:lvl w:ilvl="7" w:tplc="04190019" w:tentative="1">
+      <w:start w:val="1"/>
+      <w:numFmt w:val="lowerLetter"/>
+      <w:lvlText w:val="%8."/>
+      <w:lvlJc w:val="left"/>
+      <w:pPr>
+        <w:ind w:left="5760" w:hanging="360"/>
+      </w:pPr>
+    </w:lvl>
+    <w:lvl w:ilvl="8" w:tplc="0419001B" w:tentative="1">
+      <w:start w:val="1"/>
+      <w:numFmt w:val="lowerRoman"/>
+      <w:lvlText w:val="%9."/>
+      <w:lvlJc w:val="right"/>
+      <w:pPr>
+        <w:ind w:left="6480" w:hanging="180"/>
+      </w:pPr>
+    </w:lvl>
+  </w:abstractNum>
+  <w:abstractNum w:abstractNumId="6" w15:restartNumberingAfterBreak="0">
     <w:nsid w:val="11BA3A97"/>
     <w:multiLevelType w:val="multilevel"/>
     <w:tmpl w:val="C1569CCA"/>
@@ -27703,7 +28021,7 @@
       </w:pPr>
     </w:lvl>
   </w:abstractNum>
-  <w:abstractNum w:abstractNumId="6" w15:restartNumberingAfterBreak="0">
+  <w:abstractNum w:abstractNumId="7" w15:restartNumberingAfterBreak="0">
     <w:nsid w:val="12377D23"/>
     <w:multiLevelType w:val="multilevel"/>
     <w:tmpl w:val="49D4B340"/>
@@ -27819,7 +28137,7 @@
       </w:pPr>
     </w:lvl>
   </w:abstractNum>
-  <w:abstractNum w:abstractNumId="7" w15:restartNumberingAfterBreak="0">
+  <w:abstractNum w:abstractNumId="8" w15:restartNumberingAfterBreak="0">
     <w:nsid w:val="13F141F4"/>
     <w:multiLevelType w:val="multilevel"/>
     <w:tmpl w:val="BE5C6172"/>
@@ -27932,7 +28250,7 @@
       </w:pPr>
     </w:lvl>
   </w:abstractNum>
-  <w:abstractNum w:abstractNumId="8" w15:restartNumberingAfterBreak="0">
+  <w:abstractNum w:abstractNumId="9" w15:restartNumberingAfterBreak="0">
     <w:nsid w:val="1473461A"/>
     <w:multiLevelType w:val="hybridMultilevel"/>
     <w:tmpl w:val="261677CA"/>
@@ -28045,7 +28363,7 @@
       </w:rPr>
     </w:lvl>
   </w:abstractNum>
-  <w:abstractNum w:abstractNumId="9" w15:restartNumberingAfterBreak="0">
+  <w:abstractNum w:abstractNumId="10" w15:restartNumberingAfterBreak="0">
     <w:nsid w:val="15324747"/>
     <w:multiLevelType w:val="multilevel"/>
     <w:tmpl w:val="49D4B340"/>
@@ -28161,7 +28479,7 @@
       </w:pPr>
     </w:lvl>
   </w:abstractNum>
-  <w:abstractNum w:abstractNumId="10" w15:restartNumberingAfterBreak="0">
+  <w:abstractNum w:abstractNumId="11" w15:restartNumberingAfterBreak="0">
     <w:nsid w:val="179C67F4"/>
     <w:multiLevelType w:val="multilevel"/>
     <w:tmpl w:val="49D4B340"/>
@@ -28277,7 +28595,7 @@
       </w:pPr>
     </w:lvl>
   </w:abstractNum>
-  <w:abstractNum w:abstractNumId="11" w15:restartNumberingAfterBreak="0">
+  <w:abstractNum w:abstractNumId="12" w15:restartNumberingAfterBreak="0">
     <w:nsid w:val="17BE79AB"/>
     <w:multiLevelType w:val="multilevel"/>
     <w:tmpl w:val="49D4B340"/>
@@ -28393,7 +28711,7 @@
       </w:pPr>
     </w:lvl>
   </w:abstractNum>
-  <w:abstractNum w:abstractNumId="12" w15:restartNumberingAfterBreak="0">
+  <w:abstractNum w:abstractNumId="13" w15:restartNumberingAfterBreak="0">
     <w:nsid w:val="19C956D7"/>
     <w:multiLevelType w:val="multilevel"/>
     <w:tmpl w:val="6A8AB1AC"/>
@@ -28506,7 +28824,7 @@
       </w:pPr>
     </w:lvl>
   </w:abstractNum>
-  <w:abstractNum w:abstractNumId="13" w15:restartNumberingAfterBreak="0">
+  <w:abstractNum w:abstractNumId="14" w15:restartNumberingAfterBreak="0">
     <w:nsid w:val="20285372"/>
     <w:multiLevelType w:val="multilevel"/>
     <w:tmpl w:val="49D4B340"/>
@@ -28622,7 +28940,7 @@
       </w:pPr>
     </w:lvl>
   </w:abstractNum>
-  <w:abstractNum w:abstractNumId="14" w15:restartNumberingAfterBreak="0">
+  <w:abstractNum w:abstractNumId="15" w15:restartNumberingAfterBreak="0">
     <w:nsid w:val="22752B37"/>
     <w:multiLevelType w:val="hybridMultilevel"/>
     <w:tmpl w:val="380A2764"/>
@@ -28735,7 +29053,7 @@
       </w:rPr>
     </w:lvl>
   </w:abstractNum>
-  <w:abstractNum w:abstractNumId="15" w15:restartNumberingAfterBreak="0">
+  <w:abstractNum w:abstractNumId="16" w15:restartNumberingAfterBreak="0">
     <w:nsid w:val="242718BD"/>
     <w:multiLevelType w:val="hybridMultilevel"/>
     <w:tmpl w:val="974CD026"/>
@@ -28848,7 +29166,7 @@
       </w:rPr>
     </w:lvl>
   </w:abstractNum>
-  <w:abstractNum w:abstractNumId="16" w15:restartNumberingAfterBreak="0">
+  <w:abstractNum w:abstractNumId="17" w15:restartNumberingAfterBreak="0">
     <w:nsid w:val="297C3D0A"/>
     <w:multiLevelType w:val="multilevel"/>
     <w:tmpl w:val="49D4B340"/>
@@ -28964,7 +29282,7 @@
       </w:pPr>
     </w:lvl>
   </w:abstractNum>
-  <w:abstractNum w:abstractNumId="17" w15:restartNumberingAfterBreak="0">
+  <w:abstractNum w:abstractNumId="18" w15:restartNumberingAfterBreak="0">
     <w:nsid w:val="2A3605A7"/>
     <w:multiLevelType w:val="hybridMultilevel"/>
     <w:tmpl w:val="32CE6E7C"/>
@@ -29077,7 +29395,7 @@
       </w:rPr>
     </w:lvl>
   </w:abstractNum>
-  <w:abstractNum w:abstractNumId="18" w15:restartNumberingAfterBreak="0">
+  <w:abstractNum w:abstractNumId="19" w15:restartNumberingAfterBreak="0">
     <w:nsid w:val="2A8747CA"/>
     <w:multiLevelType w:val="multilevel"/>
     <w:tmpl w:val="49D4B340"/>
@@ -29193,7 +29511,96 @@
       </w:pPr>
     </w:lvl>
   </w:abstractNum>
-  <w:abstractNum w:abstractNumId="19" w15:restartNumberingAfterBreak="0">
+  <w:abstractNum w:abstractNumId="20" w15:restartNumberingAfterBreak="0">
+    <w:nsid w:val="2F4C3DAC"/>
+    <w:multiLevelType w:val="hybridMultilevel"/>
+    <w:tmpl w:val="BC9EB3E0"/>
+    <w:lvl w:ilvl="0" w:tplc="0419000F">
+      <w:start w:val="1"/>
+      <w:numFmt w:val="decimal"/>
+      <w:lvlText w:val="%1."/>
+      <w:lvlJc w:val="left"/>
+      <w:pPr>
+        <w:ind w:left="720" w:hanging="360"/>
+      </w:pPr>
+      <w:rPr>
+        <w:rFonts w:hint="default"/>
+      </w:rPr>
+    </w:lvl>
+    <w:lvl w:ilvl="1" w:tplc="04190019" w:tentative="1">
+      <w:start w:val="1"/>
+      <w:numFmt w:val="lowerLetter"/>
+      <w:lvlText w:val="%2."/>
+      <w:lvlJc w:val="left"/>
+      <w:pPr>
+        <w:ind w:left="1440" w:hanging="360"/>
+      </w:pPr>
+    </w:lvl>
+    <w:lvl w:ilvl="2" w:tplc="0419001B" w:tentative="1">
+      <w:start w:val="1"/>
+      <w:numFmt w:val="lowerRoman"/>
+      <w:lvlText w:val="%3."/>
+      <w:lvlJc w:val="right"/>
+      <w:pPr>
+        <w:ind w:left="2160" w:hanging="180"/>
+      </w:pPr>
+    </w:lvl>
+    <w:lvl w:ilvl="3" w:tplc="0419000F" w:tentative="1">
+      <w:start w:val="1"/>
+      <w:numFmt w:val="decimal"/>
+      <w:lvlText w:val="%4."/>
+      <w:lvlJc w:val="left"/>
+      <w:pPr>
+        <w:ind w:left="2880" w:hanging="360"/>
+      </w:pPr>
+    </w:lvl>
+    <w:lvl w:ilvl="4" w:tplc="04190019" w:tentative="1">
+      <w:start w:val="1"/>
+      <w:numFmt w:val="lowerLetter"/>
+      <w:lvlText w:val="%5."/>
+      <w:lvlJc w:val="left"/>
+      <w:pPr>
+        <w:ind w:left="3600" w:hanging="360"/>
+      </w:pPr>
+    </w:lvl>
+    <w:lvl w:ilvl="5" w:tplc="0419001B" w:tentative="1">
+      <w:start w:val="1"/>
+      <w:numFmt w:val="lowerRoman"/>
+      <w:lvlText w:val="%6."/>
+      <w:lvlJc w:val="right"/>
+      <w:pPr>
+        <w:ind w:left="4320" w:hanging="180"/>
+      </w:pPr>
+    </w:lvl>
+    <w:lvl w:ilvl="6" w:tplc="0419000F" w:tentative="1">
+      <w:start w:val="1"/>
+      <w:numFmt w:val="decimal"/>
+      <w:lvlText w:val="%7."/>
+      <w:lvlJc w:val="left"/>
+      <w:pPr>
+        <w:ind w:left="5040" w:hanging="360"/>
+      </w:pPr>
+    </w:lvl>
+    <w:lvl w:ilvl="7" w:tplc="04190019" w:tentative="1">
+      <w:start w:val="1"/>
+      <w:numFmt w:val="lowerLetter"/>
+      <w:lvlText w:val="%8."/>
+      <w:lvlJc w:val="left"/>
+      <w:pPr>
+        <w:ind w:left="5760" w:hanging="360"/>
+      </w:pPr>
+    </w:lvl>
+    <w:lvl w:ilvl="8" w:tplc="0419001B" w:tentative="1">
+      <w:start w:val="1"/>
+      <w:numFmt w:val="lowerRoman"/>
+      <w:lvlText w:val="%9."/>
+      <w:lvlJc w:val="right"/>
+      <w:pPr>
+        <w:ind w:left="6480" w:hanging="180"/>
+      </w:pPr>
+    </w:lvl>
+  </w:abstractNum>
+  <w:abstractNum w:abstractNumId="21" w15:restartNumberingAfterBreak="0">
     <w:nsid w:val="2F8D7EBB"/>
     <w:multiLevelType w:val="hybridMultilevel"/>
     <w:tmpl w:val="64FCA1EC"/>
@@ -29306,7 +29713,7 @@
       </w:rPr>
     </w:lvl>
   </w:abstractNum>
-  <w:abstractNum w:abstractNumId="20" w15:restartNumberingAfterBreak="0">
+  <w:abstractNum w:abstractNumId="22" w15:restartNumberingAfterBreak="0">
     <w:nsid w:val="332E25CE"/>
     <w:multiLevelType w:val="hybridMultilevel"/>
     <w:tmpl w:val="23DE6168"/>
@@ -29392,7 +29799,7 @@
       </w:pPr>
     </w:lvl>
   </w:abstractNum>
-  <w:abstractNum w:abstractNumId="21" w15:restartNumberingAfterBreak="0">
+  <w:abstractNum w:abstractNumId="23" w15:restartNumberingAfterBreak="0">
     <w:nsid w:val="33CF3DFB"/>
     <w:multiLevelType w:val="multilevel"/>
     <w:tmpl w:val="49D4B340"/>
@@ -29508,7 +29915,7 @@
       </w:pPr>
     </w:lvl>
   </w:abstractNum>
-  <w:abstractNum w:abstractNumId="22" w15:restartNumberingAfterBreak="0">
+  <w:abstractNum w:abstractNumId="24" w15:restartNumberingAfterBreak="0">
     <w:nsid w:val="376D2103"/>
     <w:multiLevelType w:val="multilevel"/>
     <w:tmpl w:val="49D4B340"/>
@@ -29624,7 +30031,7 @@
       </w:pPr>
     </w:lvl>
   </w:abstractNum>
-  <w:abstractNum w:abstractNumId="23" w15:restartNumberingAfterBreak="0">
+  <w:abstractNum w:abstractNumId="25" w15:restartNumberingAfterBreak="0">
     <w:nsid w:val="38DC052C"/>
     <w:multiLevelType w:val="hybridMultilevel"/>
     <w:tmpl w:val="0EFE8C06"/>
@@ -29713,7 +30120,7 @@
       </w:pPr>
     </w:lvl>
   </w:abstractNum>
-  <w:abstractNum w:abstractNumId="24" w15:restartNumberingAfterBreak="0">
+  <w:abstractNum w:abstractNumId="26" w15:restartNumberingAfterBreak="0">
     <w:nsid w:val="3BF307FA"/>
     <w:multiLevelType w:val="hybridMultilevel"/>
     <w:tmpl w:val="6E9E3304"/>
@@ -29826,7 +30233,7 @@
       </w:rPr>
     </w:lvl>
   </w:abstractNum>
-  <w:abstractNum w:abstractNumId="25" w15:restartNumberingAfterBreak="0">
+  <w:abstractNum w:abstractNumId="27" w15:restartNumberingAfterBreak="0">
     <w:nsid w:val="3DBB773C"/>
     <w:multiLevelType w:val="hybridMultilevel"/>
     <w:tmpl w:val="2D9629E6"/>
@@ -29939,7 +30346,7 @@
       </w:rPr>
     </w:lvl>
   </w:abstractNum>
-  <w:abstractNum w:abstractNumId="26" w15:restartNumberingAfterBreak="0">
+  <w:abstractNum w:abstractNumId="28" w15:restartNumberingAfterBreak="0">
     <w:nsid w:val="3EF56FBA"/>
     <w:multiLevelType w:val="hybridMultilevel"/>
     <w:tmpl w:val="01DC965C"/>
@@ -30052,7 +30459,7 @@
       </w:rPr>
     </w:lvl>
   </w:abstractNum>
-  <w:abstractNum w:abstractNumId="27" w15:restartNumberingAfterBreak="0">
+  <w:abstractNum w:abstractNumId="29" w15:restartNumberingAfterBreak="0">
     <w:nsid w:val="43D57EE5"/>
     <w:multiLevelType w:val="hybridMultilevel"/>
     <w:tmpl w:val="C2E08590"/>
@@ -30165,7 +30572,7 @@
       </w:rPr>
     </w:lvl>
   </w:abstractNum>
-  <w:abstractNum w:abstractNumId="28" w15:restartNumberingAfterBreak="0">
+  <w:abstractNum w:abstractNumId="30" w15:restartNumberingAfterBreak="0">
     <w:nsid w:val="48C61C30"/>
     <w:multiLevelType w:val="multilevel"/>
     <w:tmpl w:val="49D4B340"/>
@@ -30281,7 +30688,7 @@
       </w:pPr>
     </w:lvl>
   </w:abstractNum>
-  <w:abstractNum w:abstractNumId="29" w15:restartNumberingAfterBreak="0">
+  <w:abstractNum w:abstractNumId="31" w15:restartNumberingAfterBreak="0">
     <w:nsid w:val="4AF14F08"/>
     <w:multiLevelType w:val="hybridMultilevel"/>
     <w:tmpl w:val="4B182D14"/>
@@ -30394,7 +30801,7 @@
       </w:rPr>
     </w:lvl>
   </w:abstractNum>
-  <w:abstractNum w:abstractNumId="30" w15:restartNumberingAfterBreak="0">
+  <w:abstractNum w:abstractNumId="32" w15:restartNumberingAfterBreak="0">
     <w:nsid w:val="4BD501D5"/>
     <w:multiLevelType w:val="hybridMultilevel"/>
     <w:tmpl w:val="31365EF4"/>
@@ -30507,7 +30914,7 @@
       </w:rPr>
     </w:lvl>
   </w:abstractNum>
-  <w:abstractNum w:abstractNumId="31" w15:restartNumberingAfterBreak="0">
+  <w:abstractNum w:abstractNumId="33" w15:restartNumberingAfterBreak="0">
     <w:nsid w:val="4C367EA1"/>
     <w:multiLevelType w:val="hybridMultilevel"/>
     <w:tmpl w:val="96944D36"/>
@@ -30620,7 +31027,7 @@
       </w:rPr>
     </w:lvl>
   </w:abstractNum>
-  <w:abstractNum w:abstractNumId="32" w15:restartNumberingAfterBreak="0">
+  <w:abstractNum w:abstractNumId="34" w15:restartNumberingAfterBreak="0">
     <w:nsid w:val="4C68725F"/>
     <w:multiLevelType w:val="multilevel"/>
     <w:tmpl w:val="49D4B340"/>
@@ -30736,7 +31143,7 @@
       </w:pPr>
     </w:lvl>
   </w:abstractNum>
-  <w:abstractNum w:abstractNumId="33" w15:restartNumberingAfterBreak="0">
+  <w:abstractNum w:abstractNumId="35" w15:restartNumberingAfterBreak="0">
     <w:nsid w:val="5088482E"/>
     <w:multiLevelType w:val="hybridMultilevel"/>
     <w:tmpl w:val="86EA54F4"/>
@@ -30849,7 +31256,7 @@
       </w:rPr>
     </w:lvl>
   </w:abstractNum>
-  <w:abstractNum w:abstractNumId="34" w15:restartNumberingAfterBreak="0">
+  <w:abstractNum w:abstractNumId="36" w15:restartNumberingAfterBreak="0">
     <w:nsid w:val="56EA188B"/>
     <w:multiLevelType w:val="multilevel"/>
     <w:tmpl w:val="9D0C4FBC"/>
@@ -30962,7 +31369,7 @@
       </w:pPr>
     </w:lvl>
   </w:abstractNum>
-  <w:abstractNum w:abstractNumId="35" w15:restartNumberingAfterBreak="0">
+  <w:abstractNum w:abstractNumId="37" w15:restartNumberingAfterBreak="0">
     <w:nsid w:val="591C4E10"/>
     <w:multiLevelType w:val="multilevel"/>
     <w:tmpl w:val="49D4B340"/>
@@ -31078,7 +31485,7 @@
       </w:pPr>
     </w:lvl>
   </w:abstractNum>
-  <w:abstractNum w:abstractNumId="36" w15:restartNumberingAfterBreak="0">
+  <w:abstractNum w:abstractNumId="38" w15:restartNumberingAfterBreak="0">
     <w:nsid w:val="5B6E496D"/>
     <w:multiLevelType w:val="multilevel"/>
     <w:tmpl w:val="3F7005F6"/>
@@ -31191,7 +31598,7 @@
       </w:pPr>
     </w:lvl>
   </w:abstractNum>
-  <w:abstractNum w:abstractNumId="37" w15:restartNumberingAfterBreak="0">
+  <w:abstractNum w:abstractNumId="39" w15:restartNumberingAfterBreak="0">
     <w:nsid w:val="5BF47BDF"/>
     <w:multiLevelType w:val="multilevel"/>
     <w:tmpl w:val="49D4B340"/>
@@ -31307,7 +31714,7 @@
       </w:pPr>
     </w:lvl>
   </w:abstractNum>
-  <w:abstractNum w:abstractNumId="38" w15:restartNumberingAfterBreak="0">
+  <w:abstractNum w:abstractNumId="40" w15:restartNumberingAfterBreak="0">
     <w:nsid w:val="64CD6417"/>
     <w:multiLevelType w:val="multilevel"/>
     <w:tmpl w:val="49D4B340"/>
@@ -31423,7 +31830,7 @@
       </w:pPr>
     </w:lvl>
   </w:abstractNum>
-  <w:abstractNum w:abstractNumId="39" w15:restartNumberingAfterBreak="0">
+  <w:abstractNum w:abstractNumId="41" w15:restartNumberingAfterBreak="0">
     <w:nsid w:val="68EF5B65"/>
     <w:multiLevelType w:val="hybridMultilevel"/>
     <w:tmpl w:val="FAFA10B0"/>
@@ -31536,7 +31943,7 @@
       </w:rPr>
     </w:lvl>
   </w:abstractNum>
-  <w:abstractNum w:abstractNumId="40" w15:restartNumberingAfterBreak="0">
+  <w:abstractNum w:abstractNumId="42" w15:restartNumberingAfterBreak="0">
     <w:nsid w:val="6A55059C"/>
     <w:multiLevelType w:val="multilevel"/>
     <w:tmpl w:val="BDD41786"/>
@@ -31655,7 +32062,7 @@
       </w:pPr>
     </w:lvl>
   </w:abstractNum>
-  <w:abstractNum w:abstractNumId="41" w15:restartNumberingAfterBreak="0">
+  <w:abstractNum w:abstractNumId="43" w15:restartNumberingAfterBreak="0">
     <w:nsid w:val="6B4B5CC6"/>
     <w:multiLevelType w:val="hybridMultilevel"/>
     <w:tmpl w:val="CAA0EA68"/>
@@ -31768,7 +32175,7 @@
       </w:rPr>
     </w:lvl>
   </w:abstractNum>
-  <w:abstractNum w:abstractNumId="42" w15:restartNumberingAfterBreak="0">
+  <w:abstractNum w:abstractNumId="44" w15:restartNumberingAfterBreak="0">
     <w:nsid w:val="6C7D5688"/>
     <w:multiLevelType w:val="multilevel"/>
     <w:tmpl w:val="DC1245A2"/>
@@ -31881,7 +32288,7 @@
       </w:pPr>
     </w:lvl>
   </w:abstractNum>
-  <w:abstractNum w:abstractNumId="43" w15:restartNumberingAfterBreak="0">
+  <w:abstractNum w:abstractNumId="45" w15:restartNumberingAfterBreak="0">
     <w:nsid w:val="6D760FF1"/>
     <w:multiLevelType w:val="hybridMultilevel"/>
     <w:tmpl w:val="76DC6868"/>
@@ -31994,7 +32401,7 @@
       </w:rPr>
     </w:lvl>
   </w:abstractNum>
-  <w:abstractNum w:abstractNumId="44" w15:restartNumberingAfterBreak="0">
+  <w:abstractNum w:abstractNumId="46" w15:restartNumberingAfterBreak="0">
     <w:nsid w:val="6F490650"/>
     <w:multiLevelType w:val="hybridMultilevel"/>
     <w:tmpl w:val="B2DC3570"/>
@@ -32107,7 +32514,7 @@
       </w:rPr>
     </w:lvl>
   </w:abstractNum>
-  <w:abstractNum w:abstractNumId="45" w15:restartNumberingAfterBreak="0">
+  <w:abstractNum w:abstractNumId="47" w15:restartNumberingAfterBreak="0">
     <w:nsid w:val="703B4F30"/>
     <w:multiLevelType w:val="hybridMultilevel"/>
     <w:tmpl w:val="3364FDFA"/>
@@ -32220,7 +32627,7 @@
       </w:rPr>
     </w:lvl>
   </w:abstractNum>
-  <w:abstractNum w:abstractNumId="46" w15:restartNumberingAfterBreak="0">
+  <w:abstractNum w:abstractNumId="48" w15:restartNumberingAfterBreak="0">
     <w:nsid w:val="76F8697E"/>
     <w:multiLevelType w:val="multilevel"/>
     <w:tmpl w:val="49D4B340"/>
@@ -32336,7 +32743,7 @@
       </w:pPr>
     </w:lvl>
   </w:abstractNum>
-  <w:abstractNum w:abstractNumId="47" w15:restartNumberingAfterBreak="0">
+  <w:abstractNum w:abstractNumId="49" w15:restartNumberingAfterBreak="0">
     <w:nsid w:val="7AF0160B"/>
     <w:multiLevelType w:val="multilevel"/>
     <w:tmpl w:val="BDD41786"/>
@@ -32455,7 +32862,7 @@
       </w:pPr>
     </w:lvl>
   </w:abstractNum>
-  <w:abstractNum w:abstractNumId="48" w15:restartNumberingAfterBreak="0">
+  <w:abstractNum w:abstractNumId="50" w15:restartNumberingAfterBreak="0">
     <w:nsid w:val="7F0D7096"/>
     <w:multiLevelType w:val="hybridMultilevel"/>
     <w:tmpl w:val="3F9A7B06"/>
@@ -32569,49 +32976,49 @@
     </w:lvl>
   </w:abstractNum>
   <w:num w:numId="1">
-    <w:abstractNumId w:val="30"/>
+    <w:abstractNumId w:val="32"/>
   </w:num>
   <w:num w:numId="2">
-    <w:abstractNumId w:val="48"/>
+    <w:abstractNumId w:val="50"/>
   </w:num>
   <w:num w:numId="3">
+    <w:abstractNumId w:val="38"/>
+  </w:num>
+  <w:num w:numId="4">
+    <w:abstractNumId w:val="8"/>
+  </w:num>
+  <w:num w:numId="5">
+    <w:abstractNumId w:val="6"/>
+  </w:num>
+  <w:num w:numId="6">
+    <w:abstractNumId w:val="13"/>
+  </w:num>
+  <w:num w:numId="7">
     <w:abstractNumId w:val="36"/>
   </w:num>
-  <w:num w:numId="4">
-    <w:abstractNumId w:val="7"/>
-  </w:num>
-  <w:num w:numId="5">
-    <w:abstractNumId w:val="5"/>
-  </w:num>
-  <w:num w:numId="6">
-    <w:abstractNumId w:val="12"/>
-  </w:num>
-  <w:num w:numId="7">
-    <w:abstractNumId w:val="34"/>
-  </w:num>
   <w:num w:numId="8">
-    <w:abstractNumId w:val="42"/>
+    <w:abstractNumId w:val="44"/>
   </w:num>
   <w:num w:numId="9">
-    <w:abstractNumId w:val="15"/>
+    <w:abstractNumId w:val="16"/>
   </w:num>
   <w:num w:numId="10">
-    <w:abstractNumId w:val="19"/>
+    <w:abstractNumId w:val="21"/>
   </w:num>
   <w:num w:numId="11">
+    <w:abstractNumId w:val="31"/>
+  </w:num>
+  <w:num w:numId="12">
     <w:abstractNumId w:val="29"/>
   </w:num>
-  <w:num w:numId="12">
+  <w:num w:numId="13">
     <w:abstractNumId w:val="27"/>
   </w:num>
-  <w:num w:numId="13">
-    <w:abstractNumId w:val="25"/>
-  </w:num>
   <w:num w:numId="14">
-    <w:abstractNumId w:val="44"/>
+    <w:abstractNumId w:val="46"/>
   </w:num>
   <w:num w:numId="15">
-    <w:abstractNumId w:val="41"/>
+    <w:abstractNumId w:val="43"/>
   </w:num>
   <w:num w:numId="16">
     <w:abstractNumId w:val="2"/>
@@ -32620,100 +33027,106 @@
     <w:abstractNumId w:val="0"/>
   </w:num>
   <w:num w:numId="18">
-    <w:abstractNumId w:val="8"/>
+    <w:abstractNumId w:val="9"/>
   </w:num>
   <w:num w:numId="19">
+    <w:abstractNumId w:val="35"/>
+  </w:num>
+  <w:num w:numId="20">
     <w:abstractNumId w:val="33"/>
   </w:num>
-  <w:num w:numId="20">
-    <w:abstractNumId w:val="31"/>
-  </w:num>
   <w:num w:numId="21">
-    <w:abstractNumId w:val="17"/>
+    <w:abstractNumId w:val="18"/>
   </w:num>
   <w:num w:numId="22">
+    <w:abstractNumId w:val="47"/>
+  </w:num>
+  <w:num w:numId="23">
+    <w:abstractNumId w:val="41"/>
+  </w:num>
+  <w:num w:numId="24">
+    <w:abstractNumId w:val="26"/>
+  </w:num>
+  <w:num w:numId="25">
+    <w:abstractNumId w:val="15"/>
+  </w:num>
+  <w:num w:numId="26">
     <w:abstractNumId w:val="45"/>
   </w:num>
-  <w:num w:numId="23">
+  <w:num w:numId="27">
+    <w:abstractNumId w:val="10"/>
+  </w:num>
+  <w:num w:numId="28">
+    <w:abstractNumId w:val="24"/>
+  </w:num>
+  <w:num w:numId="29">
+    <w:abstractNumId w:val="19"/>
+  </w:num>
+  <w:num w:numId="30">
     <w:abstractNumId w:val="39"/>
   </w:num>
-  <w:num w:numId="24">
-    <w:abstractNumId w:val="24"/>
-  </w:num>
-  <w:num w:numId="25">
-    <w:abstractNumId w:val="14"/>
-  </w:num>
-  <w:num w:numId="26">
-    <w:abstractNumId w:val="43"/>
-  </w:num>
-  <w:num w:numId="27">
-    <w:abstractNumId w:val="9"/>
-  </w:num>
-  <w:num w:numId="28">
-    <w:abstractNumId w:val="22"/>
-  </w:num>
-  <w:num w:numId="29">
-    <w:abstractNumId w:val="18"/>
-  </w:num>
-  <w:num w:numId="30">
-    <w:abstractNumId w:val="37"/>
-  </w:num>
   <w:num w:numId="31">
-    <w:abstractNumId w:val="10"/>
+    <w:abstractNumId w:val="11"/>
   </w:num>
   <w:num w:numId="32">
     <w:abstractNumId w:val="1"/>
   </w:num>
   <w:num w:numId="33">
-    <w:abstractNumId w:val="38"/>
+    <w:abstractNumId w:val="40"/>
   </w:num>
   <w:num w:numId="34">
-    <w:abstractNumId w:val="6"/>
+    <w:abstractNumId w:val="7"/>
   </w:num>
   <w:num w:numId="35">
-    <w:abstractNumId w:val="46"/>
+    <w:abstractNumId w:val="48"/>
   </w:num>
   <w:num w:numId="36">
-    <w:abstractNumId w:val="28"/>
+    <w:abstractNumId w:val="30"/>
   </w:num>
   <w:num w:numId="37">
-    <w:abstractNumId w:val="11"/>
+    <w:abstractNumId w:val="12"/>
   </w:num>
   <w:num w:numId="38">
-    <w:abstractNumId w:val="16"/>
+    <w:abstractNumId w:val="17"/>
   </w:num>
   <w:num w:numId="39">
     <w:abstractNumId w:val="4"/>
   </w:num>
   <w:num w:numId="40">
-    <w:abstractNumId w:val="35"/>
+    <w:abstractNumId w:val="37"/>
   </w:num>
   <w:num w:numId="41">
     <w:abstractNumId w:val="3"/>
   </w:num>
   <w:num w:numId="42">
-    <w:abstractNumId w:val="32"/>
+    <w:abstractNumId w:val="34"/>
   </w:num>
   <w:num w:numId="43">
-    <w:abstractNumId w:val="13"/>
+    <w:abstractNumId w:val="14"/>
   </w:num>
   <w:num w:numId="44">
-    <w:abstractNumId w:val="21"/>
+    <w:abstractNumId w:val="23"/>
   </w:num>
   <w:num w:numId="45">
-    <w:abstractNumId w:val="47"/>
+    <w:abstractNumId w:val="49"/>
   </w:num>
   <w:num w:numId="46">
-    <w:abstractNumId w:val="40"/>
+    <w:abstractNumId w:val="42"/>
   </w:num>
   <w:num w:numId="47">
-    <w:abstractNumId w:val="26"/>
+    <w:abstractNumId w:val="28"/>
   </w:num>
   <w:num w:numId="48">
+    <w:abstractNumId w:val="22"/>
+  </w:num>
+  <w:num w:numId="49">
+    <w:abstractNumId w:val="25"/>
+  </w:num>
+  <w:num w:numId="50">
     <w:abstractNumId w:val="20"/>
   </w:num>
-  <w:num w:numId="49">
-    <w:abstractNumId w:val="23"/>
+  <w:num w:numId="51">
+    <w:abstractNumId w:val="5"/>
   </w:num>
   <w:numIdMacAtCleanup w:val="46"/>
 </w:numbering>
@@ -33728,7 +34141,7 @@
 </file>
 
 <file path=customXml/itemProps1.xml><?xml version="1.0" encoding="utf-8"?>
-<ds:datastoreItem xmlns:ds="http://schemas.openxmlformats.org/officeDocument/2006/customXml" ds:itemID="{5C4E20B0-CAAD-4A92-A621-7A6020A57E4F}">
+<ds:datastoreItem xmlns:ds="http://schemas.openxmlformats.org/officeDocument/2006/customXml" ds:itemID="{93C9914F-551A-4A87-AE98-74249548F681}">
   <ds:schemaRefs>
     <ds:schemaRef ds:uri="http://schemas.openxmlformats.org/officeDocument/2006/bibliography"/>
   </ds:schemaRefs>

--- a/Ограничитель скорости автомобиля.docx
+++ b/Ограничитель скорости автомобиля.docx
@@ -9133,10 +9133,7 @@
         <w:t>4</w:t>
       </w:r>
       <w:r>
-        <w:t xml:space="preserve">. </w:t>
-      </w:r>
-      <w:r>
-        <w:t>Светодиод</w:t>
+        <w:t>. Светодиод</w:t>
       </w:r>
     </w:p>
     <w:p>
@@ -10063,35 +10060,30 @@
         <w:t>Перед началом сборки необходимо подготовить все элементы системы: плату Arduino Uno, инкрементальный энкодер с кнопкой (выводы CLK, DT, SW, VCC, GND), тактовую кнопку для имитации педали газа, макетную плату (breadboard) и набор соединительных проводов типа «папа–папа». Все компоненты должны быть исправны; особое внимание уделяется энкодеру, так как от его работы зависит точность измерения скорости.</w:t>
       </w:r>
     </w:p>
+    <w:p>
+      <w:r>
+        <w:t>2. Установка компонентов на макетную плату</w:t>
+      </w:r>
+    </w:p>
+    <w:p>
+      <w:r>
+        <w:t>Макетная плата позволяет выполнить временный монтаж без пайки. Первым на плату устанавливается энкодер. Его необходимо разместить так, чтобы выводы попадали в разные ряды отверстий, обеспечивая удобство подключения проводов. Рядом с энкодером, на достаточном расстоянии, устанавливается тактовая кнопка, которая будет выполнять функцию педали акселератора. Все компоненты должны быть плотно зафиксированы, чтобы исключить самопроизвольное выпадение.</w:t>
+      </w:r>
+    </w:p>
+    <w:p>
+      <w:r>
+        <w:t>3. Подключение питания и общих проводов</w:t>
+      </w:r>
+    </w:p>
+    <w:p>
+      <w:r>
+        <w:t>От Arduino к макетной плате протягиваются две шины: питание +5 В и общий провод GND. Для этого используются провода, соединяющие соответствующие контакты на плате Arduino с длинными рядами макетной платы, которые традиционно обозначены красной и синей полосами. Вывод VCC энкодера подключается к шине +5 В, а вывод GND энкодера – к шине GND. Аналогично, один из выводов тактовой кнопки соединяется с шиной GND. Такое объединение обеспечивает корректную работу всех цифровых входов с использованием внутренних подтягивающих резисторов микроконтроллера.</w:t>
+      </w:r>
+    </w:p>
     <w:p/>
     <w:p>
       <w:r>
-        <w:t>2. Установка компонентов на макетную плату</w:t>
-      </w:r>
-    </w:p>
-    <w:p>
-      <w:r>
-        <w:t>Макетная плата позволяет выполнить временный монтаж без пайки. Первым на плату устанавливается энкодер. Его необходимо разместить так, чтобы выводы попадали в разные ряды отверстий, обеспечивая удобство подключения проводов. Рядом с энкодером, на достаточном расстоянии, устанавливается тактовая кнопка, которая будет выполнять функцию педали акселератора. Все компоненты должны быть плотно зафиксированы, чтобы исключить самопроизвольное выпадение.</w:t>
-      </w:r>
-    </w:p>
-    <w:p/>
-    <w:p>
-      <w:r>
-        <w:t>3. Подключение питания и общих проводов</w:t>
-      </w:r>
-    </w:p>
-    <w:p>
-      <w:r>
-        <w:t xml:space="preserve">От Arduino к макетной плате протягиваются две шины: питание +5 В и общий провод GND. Для этого используются провода, соединяющие соответствующие контакты на плате Arduino с длинными рядами макетной платы, которые традиционно обозначены красной и синей полосами. Вывод VCC энкодера подключается к шине +5 В, а вывод GND энкодера – к шине GND. Аналогично, один из выводов тактовой кнопки соединяется с шиной GND. Такое объединение обеспечивает корректную работу всех цифровых </w:t>
-      </w:r>
-      <w:r>
         <w:lastRenderedPageBreak/>
-        <w:t>входов с использованием внутренних подтягивающих резисторов микроконтроллера.</w:t>
-      </w:r>
-    </w:p>
-    <w:p/>
-    <w:p>
-      <w:r>
         <w:t>4. Подключение сигнальных линий энкодера</w:t>
       </w:r>
     </w:p>
@@ -10100,7 +10092,6 @@
         <w:t>Энкодер имеет три сигнальных вывода: CLK (канал A), DT (канал B) и SW (кнопка). Вывод CLK подключается к цифровому пину 2 платы Arduino, вывод DT – к цифровому пину 3. Эти пины выбраны потому, что поддерживают аппаратные прерывания, что необходимо для точного подсчёта импульсов даже при быстром вращении. Вывод SW (кнопка энкодера) подключается к цифровому пину 4. Для всех трёх сигнальных линий используется прямое соединение проводами; внутренние подтягивающие резисторы активируются программно.</w:t>
       </w:r>
     </w:p>
-    <w:p/>
     <w:p>
       <w:r>
         <w:t>5. Подключение кнопки «газ»</w:t>
@@ -10111,7 +10102,6 @@
         <w:t>Свободный вывод тактовой кнопки, не подключённый к шине GND, соединяется с цифровым пином 5. В программе этот пин также будет настроен как вход с подтяжкой к питанию, поэтому при нажатии кнопки на нём будет фиксироваться низкий уровень.</w:t>
       </w:r>
     </w:p>
-    <w:p/>
     <w:p>
       <w:r>
         <w:t>6. Индикация превышения скорости</w:t>
@@ -10129,11 +10119,11 @@
     </w:p>
     <w:p>
       <w:r>
-        <w:t xml:space="preserve">После завершения монтажа необходимо внимательно осмотреть все соединения. Провода не должны касаться соседних контактов, чтобы исключить короткие замыкания. Энкодер должен быть установлен ровно, без </w:t>
+        <w:t xml:space="preserve">После завершения монтажа необходимо внимательно осмотреть все соединения. Провода не должны касаться соседних контактов, чтобы исключить короткие замыкания. Энкодер должен быть установлен ровно, без перекоса. Плата Arduino подключается к компьютеру через USB-кабель, который обеспечивает как питание, так и канал передачи данных. При первом включении на Arduino загорается зелёный светодиод питания, и встроенный светодиод на пине 13 может мигнуть (это зависит от загруженной программы). </w:t>
       </w:r>
       <w:r>
         <w:lastRenderedPageBreak/>
-        <w:t>перекоса. Плата Arduino подключается к компьютеру через USB-кабель, который обеспечивает как питание, так и канал передачи данных. При первом включении на Arduino загорается зелёный светодиод питания, и встроенный светодиод на пине 13 может мигнуть (это зависит от загруженной программы). Если никаких признаков короткого замыкания нет, можно переходить к загрузке программного обеспечения.</w:t>
+        <w:t>Если никаких признаков короткого замыкания нет, можно переходить к загрузке программного обеспечения.</w:t>
       </w:r>
     </w:p>
     <w:p>
@@ -10417,9 +10407,6 @@
     <w:p>
       <w:pPr>
         <w:ind w:firstLine="0"/>
-        <w:rPr>
-          <w:lang w:val="en-US"/>
-        </w:rPr>
       </w:pPr>
       <w:r>
         <w:rPr>
@@ -10428,9 +10415,6 @@
         <w:t>ser</w:t>
       </w:r>
       <w:r>
-        <w:rPr>
-          <w:lang w:val="en-US"/>
-        </w:rPr>
         <w:t xml:space="preserve"> = </w:t>
       </w:r>
       <w:r>
@@ -10440,9 +10424,6 @@
         <w:t>serial</w:t>
       </w:r>
       <w:r>
-        <w:rPr>
-          <w:lang w:val="en-US"/>
-        </w:rPr>
         <w:t>.</w:t>
       </w:r>
       <w:r>
@@ -10452,9 +10433,6 @@
         <w:t>Serial</w:t>
       </w:r>
       <w:r>
-        <w:rPr>
-          <w:lang w:val="en-US"/>
-        </w:rPr>
         <w:t>(</w:t>
       </w:r>
       <w:r>
@@ -10464,9 +10442,6 @@
         <w:t>port</w:t>
       </w:r>
       <w:r>
-        <w:rPr>
-          <w:lang w:val="en-US"/>
-        </w:rPr>
         <w:t xml:space="preserve">, 9600, </w:t>
       </w:r>
       <w:r>
@@ -10476,9 +10451,6 @@
         <w:t>timeout</w:t>
       </w:r>
       <w:r>
-        <w:rPr>
-          <w:lang w:val="en-US"/>
-        </w:rPr>
         <w:t>=1)</w:t>
       </w:r>
     </w:p>
@@ -10583,9 +10555,6 @@
     <w:p>
       <w:pPr>
         <w:ind w:firstLine="0"/>
-        <w:rPr>
-          <w:lang w:val="en-US"/>
-        </w:rPr>
       </w:pPr>
       <w:r>
         <w:tab/>
@@ -10597,9 +10566,6 @@
         <w:t>if</w:t>
       </w:r>
       <w:r>
-        <w:rPr>
-          <w:lang w:val="en-US"/>
-        </w:rPr>
         <w:t xml:space="preserve"> </w:t>
       </w:r>
       <w:r>
@@ -10609,9 +10575,6 @@
         <w:t>line</w:t>
       </w:r>
       <w:r>
-        <w:rPr>
-          <w:lang w:val="en-US"/>
-        </w:rPr>
         <w:t>.</w:t>
       </w:r>
       <w:r>
@@ -10621,9 +10584,6 @@
         <w:t>startswith</w:t>
       </w:r>
       <w:r>
-        <w:rPr>
-          <w:lang w:val="en-US"/>
-        </w:rPr>
         <w:t>("</w:t>
       </w:r>
       <w:r>
@@ -10633,9 +10593,6 @@
         <w:t>SPEED</w:t>
       </w:r>
       <w:r>
-        <w:rPr>
-          <w:lang w:val="en-US"/>
-        </w:rPr>
         <w:t>:"):</w:t>
       </w:r>
     </w:p>
@@ -10647,9 +10604,6 @@
         </w:rPr>
       </w:pPr>
       <w:r>
-        <w:rPr>
-          <w:lang w:val="en-US"/>
-        </w:rPr>
         <w:t xml:space="preserve">    </w:t>
       </w:r>
       <w:r>
@@ -24435,6 +24389,7 @@
     <w:lsdException w:name="HTML Sample" w:semiHidden="1" w:unhideWhenUsed="1"/>
     <w:lsdException w:name="HTML Typewriter" w:semiHidden="1" w:unhideWhenUsed="1"/>
     <w:lsdException w:name="HTML Variable" w:semiHidden="1" w:unhideWhenUsed="1"/>
+    <w:lsdException w:name="Normal Table" w:semiHidden="1" w:unhideWhenUsed="1"/>
     <w:lsdException w:name="annotation subject" w:semiHidden="1" w:unhideWhenUsed="1"/>
     <w:lsdException w:name="No List" w:semiHidden="1" w:unhideWhenUsed="1"/>
     <w:lsdException w:name="Outline List 1" w:semiHidden="1" w:unhideWhenUsed="1"/>
@@ -24481,8 +24436,10 @@
     <w:lsdException w:name="Table Subtle 2" w:semiHidden="1" w:unhideWhenUsed="1"/>
     <w:lsdException w:name="Table Web 1" w:semiHidden="1" w:unhideWhenUsed="1"/>
     <w:lsdException w:name="Table Web 2" w:semiHidden="1" w:unhideWhenUsed="1"/>
+    <w:lsdException w:name="Table Web 3" w:semiHidden="1" w:unhideWhenUsed="1"/>
     <w:lsdException w:name="Balloon Text" w:semiHidden="1" w:unhideWhenUsed="1"/>
     <w:lsdException w:name="Table Grid" w:uiPriority="39"/>
+    <w:lsdException w:name="Table Theme" w:semiHidden="1" w:unhideWhenUsed="1"/>
     <w:lsdException w:name="Placeholder Text" w:semiHidden="1"/>
     <w:lsdException w:name="No Spacing" w:uiPriority="1" w:qFormat="1"/>
     <w:lsdException w:name="Light Shading" w:uiPriority="60"/>
